--- a/eng/docx/33.content.docx
+++ b/eng/docx/33.content.docx
@@ -136,13 +136,6 @@
         <w:rPr>
           <w:lang w:val="en_US" w:bidi="en_US"/>
         </w:rPr>
-      </w:r>
-      <w:r>
-        <w:rPr>
-          <w:i/>
-          <w:lang w:val="en_US" w:bidi="en_US"/>
-        </w:rPr>
-        <w:t>Micah 1:1, Micah 1:3, Micah 1:5, Micah 1:7, Micah 1:8, Micah 1:11, Micah 1:13, Micah 1:16, Micah 2:1, Micah 2:4–5, Micah 2:8, Micah 2:10, Micah 2:12, Micah 3:3, Micah 3:4, Micah 3:6, Micah 3:11, Micah 4:1, Micah 4:2, Micah 4:5, Micah 4:6, Micah 4:10, Micah 4:12, Micah 4:13, Micah 5:1, Micah 5:3, Micah 5:4, Micah 5:7, Micah 5:9, Micah 5:15, Micah 6:2, Micah 6:3, Micah 6:8, Micah 6:12, Micah 6:13, Micah 6:16, Micah 7:2, Micah 7:4, Micah 7:6, Micah 7:8, Micah 7:9, Micah 7:10, Micah 7:11–12, Micah 7:14, Micah 7:15, Micah 7:16, Micah 7:17, Micah 7:18, Micah 7:19</w:t>
       </w:r>
       <w:r>
         <w:rPr>

--- a/eng/docx/33.content.docx
+++ b/eng/docx/33.content.docx
@@ -123,19 +123,6 @@
           <w:lang w:val="en_US" w:bidi="en_US"/>
         </w:rPr>
         <w:t>MIC</w:t>
-      </w:r>
-      <w:r>
-        <w:rPr>
-          <w:lang w:val="en_US" w:bidi="en_US"/>
-        </w:rPr>
-      </w:r>
-    </w:p>
-    <w:p>
-      <w:pPr/>
-      <w:r>
-        <w:rPr>
-          <w:lang w:val="en_US" w:bidi="en_US"/>
-        </w:rPr>
       </w:r>
       <w:r>
         <w:rPr>

--- a/eng/docx/33.content.docx
+++ b/eng/docx/33.content.docx
@@ -19,7 +19,7 @@
         <w:rPr>
           <w:lang w:val="en_US" w:bidi="en_US"/>
         </w:rPr>
-        <w:t>Resource: Translation Questions (unfoldingWord)</w:t>
+        <w:t>Resource: unfoldingWord® Translation Questions</w:t>
       </w:r>
       <w:r>
         <w:rPr>
@@ -85,7 +85,7 @@
         <w:rPr>
           <w:lang w:val="en_US" w:bidi="en_US"/>
         </w:rPr>
-        <w:t>Translation Questions (unfoldingWord)</w:t>
+        <w:t>unfoldingWord® Translation Questions</w:t>
       </w:r>
     </w:p>
     <w:p>

--- a/eng/docx/33.content.docx
+++ b/eng/docx/33.content.docx
@@ -185,7 +185,7 @@
         <w:rPr>
           <w:lang w:val="en_US" w:bidi="en_US"/>
         </w:rPr>
-        <w:t>Micah 1:1</w:t>
+        <w:t>Micah 1:1 (#1)</w:t>
       </w:r>
       <w:r>
         <w:rPr>
@@ -248,7 +248,7 @@
         <w:rPr>
           <w:lang w:val="en_US" w:bidi="en_US"/>
         </w:rPr>
-        <w:t>Micah 1:3</w:t>
+        <w:t>Micah 1:2 (#1)</w:t>
       </w:r>
       <w:r>
         <w:rPr>
@@ -268,6 +268,69 @@
           <w:b/>
           <w:lang w:val="en_US" w:bidi="en_US"/>
         </w:rPr>
+        <w:t>From where will the Lord Yahweh testify against the peoples?</w:t>
+      </w:r>
+    </w:p>
+    <w:p>
+      <w:pPr/>
+      <w:r>
+        <w:rPr>
+          <w:lang w:val="en_US" w:bidi="en_US"/>
+        </w:rPr>
+      </w:r>
+      <w:r>
+        <w:rPr>
+          <w:lang w:val="en_US" w:bidi="en_US"/>
+        </w:rPr>
+        <w:t>The Lord Yahweh will testify against the peoples from the holy place where he rules in heaven.</w:t>
+      </w:r>
+      <w:r>
+        <w:rPr>
+          <w:lang w:val="en_US" w:bidi="en_US"/>
+        </w:rPr>
+      </w:r>
+      <w:r>
+        <w:rPr>
+          <w:lang w:val="en_US" w:bidi="en_US"/>
+        </w:rPr>
+      </w:r>
+    </w:p>
+    <w:p>
+      <w:pPr/>
+      <w:r>
+        <w:rPr>
+          <w:lang w:val="en_US" w:bidi="en_US"/>
+        </w:rPr>
+      </w:r>
+    </w:p>
+    <w:p>
+      <w:pPr>
+        <w:pStyle w:val="Heading2"/>
+      </w:pPr>
+      <w:r>
+        <w:rPr>
+          <w:lang w:val="en_US" w:bidi="en_US"/>
+        </w:rPr>
+        <w:t>Micah 1:3 (#1)</w:t>
+      </w:r>
+      <w:r>
+        <w:rPr>
+          <w:lang w:val="en_US" w:bidi="en_US"/>
+        </w:rPr>
+      </w:r>
+    </w:p>
+    <w:p>
+      <w:pPr/>
+      <w:r>
+        <w:rPr>
+          <w:lang w:val="en_US" w:bidi="en_US"/>
+        </w:rPr>
+      </w:r>
+      <w:r>
+        <w:rPr>
+          <w:b/>
+          <w:lang w:val="en_US" w:bidi="en_US"/>
+        </w:rPr>
         <w:t>On what will Yahweh come down and tread?</w:t>
       </w:r>
     </w:p>
@@ -282,7 +345,7 @@
         <w:rPr>
           <w:lang w:val="en_US" w:bidi="en_US"/>
         </w:rPr>
-        <w:t>Yahweh will come down and tread on the pagan shrines on the earth.</w:t>
+        <w:t>Yahweh will come down and tread on the high places of the earth.</w:t>
       </w:r>
       <w:r>
         <w:rPr>
@@ -311,7 +374,7 @@
         <w:rPr>
           <w:lang w:val="en_US" w:bidi="en_US"/>
         </w:rPr>
-        <w:t>Micah 1:5</w:t>
+        <w:t>Micah 1:4 (#1)</w:t>
       </w:r>
       <w:r>
         <w:rPr>
@@ -331,6 +394,69 @@
           <w:b/>
           <w:lang w:val="en_US" w:bidi="en_US"/>
         </w:rPr>
+        <w:t>What will happen to the mountains and valleys when Yahweh comes down?</w:t>
+      </w:r>
+    </w:p>
+    <w:p>
+      <w:pPr/>
+      <w:r>
+        <w:rPr>
+          <w:lang w:val="en_US" w:bidi="en_US"/>
+        </w:rPr>
+      </w:r>
+      <w:r>
+        <w:rPr>
+          <w:lang w:val="en_US" w:bidi="en_US"/>
+        </w:rPr>
+        <w:t>The mountains will melt under him, and the valleys will split open.</w:t>
+      </w:r>
+      <w:r>
+        <w:rPr>
+          <w:lang w:val="en_US" w:bidi="en_US"/>
+        </w:rPr>
+      </w:r>
+      <w:r>
+        <w:rPr>
+          <w:lang w:val="en_US" w:bidi="en_US"/>
+        </w:rPr>
+      </w:r>
+    </w:p>
+    <w:p>
+      <w:pPr/>
+      <w:r>
+        <w:rPr>
+          <w:lang w:val="en_US" w:bidi="en_US"/>
+        </w:rPr>
+      </w:r>
+    </w:p>
+    <w:p>
+      <w:pPr>
+        <w:pStyle w:val="Heading2"/>
+      </w:pPr>
+      <w:r>
+        <w:rPr>
+          <w:lang w:val="en_US" w:bidi="en_US"/>
+        </w:rPr>
+        <w:t>Micah 1:5 (#1)</w:t>
+      </w:r>
+      <w:r>
+        <w:rPr>
+          <w:lang w:val="en_US" w:bidi="en_US"/>
+        </w:rPr>
+      </w:r>
+    </w:p>
+    <w:p>
+      <w:pPr/>
+      <w:r>
+        <w:rPr>
+          <w:lang w:val="en_US" w:bidi="en_US"/>
+        </w:rPr>
+      </w:r>
+      <w:r>
+        <w:rPr>
+          <w:b/>
+          <w:lang w:val="en_US" w:bidi="en_US"/>
+        </w:rPr>
         <w:t>Why will Yahweh bring this judgment?</w:t>
       </w:r>
     </w:p>
@@ -345,7 +471,7 @@
         <w:rPr>
           <w:lang w:val="en_US" w:bidi="en_US"/>
         </w:rPr>
-        <w:t>Yahweh will bring this judgment because of the rebellion of Jacob, and because of the sins of the house of Israel.</w:t>
+        <w:t>Yahweh will bring this judgment because the people of Israel, the descendants of Jacob, have sinned against him.</w:t>
       </w:r>
       <w:r>
         <w:rPr>
@@ -374,7 +500,7 @@
         <w:rPr>
           <w:lang w:val="en_US" w:bidi="en_US"/>
         </w:rPr>
-        <w:t>Micah 1:7</w:t>
+        <w:t>Micah 1:6 (#1)</w:t>
       </w:r>
       <w:r>
         <w:rPr>
@@ -394,21 +520,21 @@
           <w:b/>
           <w:lang w:val="en_US" w:bidi="en_US"/>
         </w:rPr>
-        <w:t>How did Samaria gather carved figures, gifts, and idols?</w:t>
-      </w:r>
-    </w:p>
-    <w:p>
-      <w:pPr/>
-      <w:r>
-        <w:rPr>
-          <w:lang w:val="en_US" w:bidi="en_US"/>
-        </w:rPr>
-      </w:r>
-      <w:r>
-        <w:rPr>
-          <w:lang w:val="en_US" w:bidi="en_US"/>
-        </w:rPr>
-        <w:t>Samaria gathered carved figures, gifts, and idols from the gifts to her prostitution.</w:t>
+        <w:t>What will Yahweh do to Samaria?</w:t>
+      </w:r>
+    </w:p>
+    <w:p>
+      <w:pPr/>
+      <w:r>
+        <w:rPr>
+          <w:lang w:val="en_US" w:bidi="en_US"/>
+        </w:rPr>
+      </w:r>
+      <w:r>
+        <w:rPr>
+          <w:lang w:val="en_US" w:bidi="en_US"/>
+        </w:rPr>
+        <w:t>Yahweh will make Samaria a heap of rubble with no stones or foundations left standing, only empty fields.</w:t>
       </w:r>
       <w:r>
         <w:rPr>
@@ -437,7 +563,7 @@
         <w:rPr>
           <w:lang w:val="en_US" w:bidi="en_US"/>
         </w:rPr>
-        <w:t>Micah 1:8</w:t>
+        <w:t>Micah 1:7 (#1)</w:t>
       </w:r>
       <w:r>
         <w:rPr>
@@ -457,21 +583,21 @@
           <w:b/>
           <w:lang w:val="en_US" w:bidi="en_US"/>
         </w:rPr>
-        <w:t>How did Micah express his grief over the sin of Israel and Jacob?</w:t>
-      </w:r>
-    </w:p>
-    <w:p>
-      <w:pPr/>
-      <w:r>
-        <w:rPr>
-          <w:lang w:val="en_US" w:bidi="en_US"/>
-        </w:rPr>
-      </w:r>
-      <w:r>
-        <w:rPr>
-          <w:lang w:val="en_US" w:bidi="en_US"/>
-        </w:rPr>
-        <w:t>Micah lamented and wailed, and went barefoot and naked.</w:t>
+        <w:t>How did Samaria get her carved images and idols?</w:t>
+      </w:r>
+    </w:p>
+    <w:p>
+      <w:pPr/>
+      <w:r>
+        <w:rPr>
+          <w:lang w:val="en_US" w:bidi="en_US"/>
+        </w:rPr>
+      </w:r>
+      <w:r>
+        <w:rPr>
+          <w:lang w:val="en_US" w:bidi="en_US"/>
+        </w:rPr>
+        <w:t>Samaria got her carved images and idols using money paid at the idol temples to prostitutes who served there.</w:t>
       </w:r>
       <w:r>
         <w:rPr>
@@ -500,7 +626,7 @@
         <w:rPr>
           <w:lang w:val="en_US" w:bidi="en_US"/>
         </w:rPr>
-        <w:t>Micah 1:11</w:t>
+        <w:t>Micah 1:8 (#1)</w:t>
       </w:r>
       <w:r>
         <w:rPr>
@@ -520,21 +646,21 @@
           <w:b/>
           <w:lang w:val="en_US" w:bidi="en_US"/>
         </w:rPr>
-        <w:t>Why did Beth Ezel mourn?</w:t>
-      </w:r>
-    </w:p>
-    <w:p>
-      <w:pPr/>
-      <w:r>
-        <w:rPr>
-          <w:lang w:val="en_US" w:bidi="en_US"/>
-        </w:rPr>
-      </w:r>
-      <w:r>
-        <w:rPr>
-          <w:lang w:val="en_US" w:bidi="en_US"/>
-        </w:rPr>
-        <w:t>Beth Ezel mourned, for their protection was taken away.</w:t>
+        <w:t>How did Micah express his mourning over the sin and coming judgement of Israel and Jacob?</w:t>
+      </w:r>
+    </w:p>
+    <w:p>
+      <w:pPr/>
+      <w:r>
+        <w:rPr>
+          <w:lang w:val="en_US" w:bidi="en_US"/>
+        </w:rPr>
+      </w:r>
+      <w:r>
+        <w:rPr>
+          <w:lang w:val="en_US" w:bidi="en_US"/>
+        </w:rPr>
+        <w:t>Micah wept and wailed, and went barefoot and naked to show his deep mourning.</w:t>
       </w:r>
       <w:r>
         <w:rPr>
@@ -563,7 +689,7 @@
         <w:rPr>
           <w:lang w:val="en_US" w:bidi="en_US"/>
         </w:rPr>
-        <w:t>Micah 1:13</w:t>
+        <w:t>Micah 1:9 (#1)</w:t>
       </w:r>
       <w:r>
         <w:rPr>
@@ -583,21 +709,21 @@
           <w:b/>
           <w:lang w:val="en_US" w:bidi="en_US"/>
         </w:rPr>
-        <w:t>What city was the beginning of sin for the daughter of Zion?</w:t>
-      </w:r>
-    </w:p>
-    <w:p>
-      <w:pPr/>
-      <w:r>
-        <w:rPr>
-          <w:lang w:val="en_US" w:bidi="en_US"/>
-        </w:rPr>
-      </w:r>
-      <w:r>
-        <w:rPr>
-          <w:lang w:val="en_US" w:bidi="en_US"/>
-        </w:rPr>
-        <w:t>Lachish was the beginning of sin for the daughter of Zion.</w:t>
+        <w:t>Where has this disaster reached?</w:t>
+      </w:r>
+    </w:p>
+    <w:p>
+      <w:pPr/>
+      <w:r>
+        <w:rPr>
+          <w:lang w:val="en_US" w:bidi="en_US"/>
+        </w:rPr>
+      </w:r>
+      <w:r>
+        <w:rPr>
+          <w:lang w:val="en_US" w:bidi="en_US"/>
+        </w:rPr>
+        <w:t>It has reached the city of Jerusalem, the city of Yahweh’s people.</w:t>
       </w:r>
       <w:r>
         <w:rPr>
@@ -626,7 +752,7 @@
         <w:rPr>
           <w:lang w:val="en_US" w:bidi="en_US"/>
         </w:rPr>
-        <w:t>Micah 1:16</w:t>
+        <w:t>Micah 1:10 (#1)</w:t>
       </w:r>
       <w:r>
         <w:rPr>
@@ -646,6 +772,384 @@
           <w:b/>
           <w:lang w:val="en_US" w:bidi="en_US"/>
         </w:rPr>
+        <w:t>What should the people do in Beth Leaphrah?</w:t>
+      </w:r>
+    </w:p>
+    <w:p>
+      <w:pPr/>
+      <w:r>
+        <w:rPr>
+          <w:lang w:val="en_US" w:bidi="en_US"/>
+        </w:rPr>
+      </w:r>
+      <w:r>
+        <w:rPr>
+          <w:lang w:val="en_US" w:bidi="en_US"/>
+        </w:rPr>
+        <w:t>They should roll themselves in the dust to show mourning.</w:t>
+      </w:r>
+      <w:r>
+        <w:rPr>
+          <w:lang w:val="en_US" w:bidi="en_US"/>
+        </w:rPr>
+      </w:r>
+      <w:r>
+        <w:rPr>
+          <w:lang w:val="en_US" w:bidi="en_US"/>
+        </w:rPr>
+      </w:r>
+    </w:p>
+    <w:p>
+      <w:pPr/>
+      <w:r>
+        <w:rPr>
+          <w:lang w:val="en_US" w:bidi="en_US"/>
+        </w:rPr>
+      </w:r>
+    </w:p>
+    <w:p>
+      <w:pPr>
+        <w:pStyle w:val="Heading2"/>
+      </w:pPr>
+      <w:r>
+        <w:rPr>
+          <w:lang w:val="en_US" w:bidi="en_US"/>
+        </w:rPr>
+        <w:t>Micah 1:11 (#1)</w:t>
+      </w:r>
+      <w:r>
+        <w:rPr>
+          <w:lang w:val="en_US" w:bidi="en_US"/>
+        </w:rPr>
+      </w:r>
+    </w:p>
+    <w:p>
+      <w:pPr/>
+      <w:r>
+        <w:rPr>
+          <w:lang w:val="en_US" w:bidi="en_US"/>
+        </w:rPr>
+      </w:r>
+      <w:r>
+        <w:rPr>
+          <w:b/>
+          <w:lang w:val="en_US" w:bidi="en_US"/>
+        </w:rPr>
+        <w:t>What will the mourning of Beth Ezel show?</w:t>
+      </w:r>
+    </w:p>
+    <w:p>
+      <w:pPr/>
+      <w:r>
+        <w:rPr>
+          <w:lang w:val="en_US" w:bidi="en_US"/>
+        </w:rPr>
+      </w:r>
+      <w:r>
+        <w:rPr>
+          <w:lang w:val="en_US" w:bidi="en_US"/>
+        </w:rPr>
+        <w:t>Beth Ezel will no longer be able to help them stand against their enemies.</w:t>
+      </w:r>
+      <w:r>
+        <w:rPr>
+          <w:lang w:val="en_US" w:bidi="en_US"/>
+        </w:rPr>
+      </w:r>
+      <w:r>
+        <w:rPr>
+          <w:lang w:val="en_US" w:bidi="en_US"/>
+        </w:rPr>
+      </w:r>
+    </w:p>
+    <w:p>
+      <w:pPr/>
+      <w:r>
+        <w:rPr>
+          <w:lang w:val="en_US" w:bidi="en_US"/>
+        </w:rPr>
+      </w:r>
+    </w:p>
+    <w:p>
+      <w:pPr>
+        <w:pStyle w:val="Heading2"/>
+      </w:pPr>
+      <w:r>
+        <w:rPr>
+          <w:lang w:val="en_US" w:bidi="en_US"/>
+        </w:rPr>
+        <w:t>Micah 1:12 (#1)</w:t>
+      </w:r>
+      <w:r>
+        <w:rPr>
+          <w:lang w:val="en_US" w:bidi="en_US"/>
+        </w:rPr>
+      </w:r>
+    </w:p>
+    <w:p>
+      <w:pPr/>
+      <w:r>
+        <w:rPr>
+          <w:lang w:val="en_US" w:bidi="en_US"/>
+        </w:rPr>
+      </w:r>
+      <w:r>
+        <w:rPr>
+          <w:b/>
+          <w:lang w:val="en_US" w:bidi="en_US"/>
+        </w:rPr>
+        <w:t>What has Yahweh allowed to happen instead of the good things that the people of Maroth were waiting for?</w:t>
+      </w:r>
+    </w:p>
+    <w:p>
+      <w:pPr/>
+      <w:r>
+        <w:rPr>
+          <w:lang w:val="en_US" w:bidi="en_US"/>
+        </w:rPr>
+      </w:r>
+      <w:r>
+        <w:rPr>
+          <w:lang w:val="en_US" w:bidi="en_US"/>
+        </w:rPr>
+        <w:t>Yahweh allowed terrible things to happen all the way to Jerusalem.</w:t>
+      </w:r>
+      <w:r>
+        <w:rPr>
+          <w:lang w:val="en_US" w:bidi="en_US"/>
+        </w:rPr>
+      </w:r>
+      <w:r>
+        <w:rPr>
+          <w:lang w:val="en_US" w:bidi="en_US"/>
+        </w:rPr>
+      </w:r>
+    </w:p>
+    <w:p>
+      <w:pPr/>
+      <w:r>
+        <w:rPr>
+          <w:lang w:val="en_US" w:bidi="en_US"/>
+        </w:rPr>
+      </w:r>
+    </w:p>
+    <w:p>
+      <w:pPr>
+        <w:pStyle w:val="Heading2"/>
+      </w:pPr>
+      <w:r>
+        <w:rPr>
+          <w:lang w:val="en_US" w:bidi="en_US"/>
+        </w:rPr>
+        <w:t>Micah 1:13 (#1)</w:t>
+      </w:r>
+      <w:r>
+        <w:rPr>
+          <w:lang w:val="en_US" w:bidi="en_US"/>
+        </w:rPr>
+      </w:r>
+    </w:p>
+    <w:p>
+      <w:pPr/>
+      <w:r>
+        <w:rPr>
+          <w:lang w:val="en_US" w:bidi="en_US"/>
+        </w:rPr>
+      </w:r>
+      <w:r>
+        <w:rPr>
+          <w:b/>
+          <w:lang w:val="en_US" w:bidi="en_US"/>
+        </w:rPr>
+        <w:t>What city led the people of Zion to sin?</w:t>
+      </w:r>
+    </w:p>
+    <w:p>
+      <w:pPr/>
+      <w:r>
+        <w:rPr>
+          <w:lang w:val="en_US" w:bidi="en_US"/>
+        </w:rPr>
+      </w:r>
+      <w:r>
+        <w:rPr>
+          <w:lang w:val="en_US" w:bidi="en_US"/>
+        </w:rPr>
+        <w:t>The city of Lachish led Zion into sin because they caused them to rebel against Yahweh.</w:t>
+      </w:r>
+      <w:r>
+        <w:rPr>
+          <w:lang w:val="en_US" w:bidi="en_US"/>
+        </w:rPr>
+      </w:r>
+      <w:r>
+        <w:rPr>
+          <w:lang w:val="en_US" w:bidi="en_US"/>
+        </w:rPr>
+      </w:r>
+    </w:p>
+    <w:p>
+      <w:pPr/>
+      <w:r>
+        <w:rPr>
+          <w:lang w:val="en_US" w:bidi="en_US"/>
+        </w:rPr>
+      </w:r>
+    </w:p>
+    <w:p>
+      <w:pPr>
+        <w:pStyle w:val="Heading2"/>
+      </w:pPr>
+      <w:r>
+        <w:rPr>
+          <w:lang w:val="en_US" w:bidi="en_US"/>
+        </w:rPr>
+        <w:t>Micah 1:14 (#1)</w:t>
+      </w:r>
+      <w:r>
+        <w:rPr>
+          <w:lang w:val="en_US" w:bidi="en_US"/>
+        </w:rPr>
+      </w:r>
+    </w:p>
+    <w:p>
+      <w:pPr/>
+      <w:r>
+        <w:rPr>
+          <w:lang w:val="en_US" w:bidi="en_US"/>
+        </w:rPr>
+      </w:r>
+      <w:r>
+        <w:rPr>
+          <w:b/>
+          <w:lang w:val="en_US" w:bidi="en_US"/>
+        </w:rPr>
+        <w:t>What will the town of Achzib become to the kings of Israel?</w:t>
+      </w:r>
+    </w:p>
+    <w:p>
+      <w:pPr/>
+      <w:r>
+        <w:rPr>
+          <w:lang w:val="en_US" w:bidi="en_US"/>
+        </w:rPr>
+      </w:r>
+      <w:r>
+        <w:rPr>
+          <w:lang w:val="en_US" w:bidi="en_US"/>
+        </w:rPr>
+        <w:t>Achzib will become a deception to the kings of Israel.</w:t>
+      </w:r>
+      <w:r>
+        <w:rPr>
+          <w:lang w:val="en_US" w:bidi="en_US"/>
+        </w:rPr>
+      </w:r>
+      <w:r>
+        <w:rPr>
+          <w:lang w:val="en_US" w:bidi="en_US"/>
+        </w:rPr>
+      </w:r>
+    </w:p>
+    <w:p>
+      <w:pPr/>
+      <w:r>
+        <w:rPr>
+          <w:lang w:val="en_US" w:bidi="en_US"/>
+        </w:rPr>
+      </w:r>
+    </w:p>
+    <w:p>
+      <w:pPr>
+        <w:pStyle w:val="Heading2"/>
+      </w:pPr>
+      <w:r>
+        <w:rPr>
+          <w:lang w:val="en_US" w:bidi="en_US"/>
+        </w:rPr>
+        <w:t>Micah 1:15 (#1)</w:t>
+      </w:r>
+      <w:r>
+        <w:rPr>
+          <w:lang w:val="en_US" w:bidi="en_US"/>
+        </w:rPr>
+      </w:r>
+    </w:p>
+    <w:p>
+      <w:pPr/>
+      <w:r>
+        <w:rPr>
+          <w:lang w:val="en_US" w:bidi="en_US"/>
+        </w:rPr>
+      </w:r>
+      <w:r>
+        <w:rPr>
+          <w:b/>
+          <w:lang w:val="en_US" w:bidi="en_US"/>
+        </w:rPr>
+        <w:t>Who will Yahweh bring to the people of Mareshah?</w:t>
+      </w:r>
+    </w:p>
+    <w:p>
+      <w:pPr/>
+      <w:r>
+        <w:rPr>
+          <w:lang w:val="en_US" w:bidi="en_US"/>
+        </w:rPr>
+      </w:r>
+      <w:r>
+        <w:rPr>
+          <w:lang w:val="en_US" w:bidi="en_US"/>
+        </w:rPr>
+        <w:t>Yahweh will bring a conqueror to take over the town of Mareshah.</w:t>
+      </w:r>
+      <w:r>
+        <w:rPr>
+          <w:lang w:val="en_US" w:bidi="en_US"/>
+        </w:rPr>
+      </w:r>
+      <w:r>
+        <w:rPr>
+          <w:lang w:val="en_US" w:bidi="en_US"/>
+        </w:rPr>
+      </w:r>
+    </w:p>
+    <w:p>
+      <w:pPr/>
+      <w:r>
+        <w:rPr>
+          <w:lang w:val="en_US" w:bidi="en_US"/>
+        </w:rPr>
+      </w:r>
+    </w:p>
+    <w:p>
+      <w:pPr>
+        <w:pStyle w:val="Heading2"/>
+      </w:pPr>
+      <w:r>
+        <w:rPr>
+          <w:lang w:val="en_US" w:bidi="en_US"/>
+        </w:rPr>
+        <w:t>Micah 1:16 (#1)</w:t>
+      </w:r>
+      <w:r>
+        <w:rPr>
+          <w:lang w:val="en_US" w:bidi="en_US"/>
+        </w:rPr>
+      </w:r>
+    </w:p>
+    <w:p>
+      <w:pPr/>
+      <w:r>
+        <w:rPr>
+          <w:lang w:val="en_US" w:bidi="en_US"/>
+        </w:rPr>
+      </w:r>
+      <w:r>
+        <w:rPr>
+          <w:b/>
+          <w:lang w:val="en_US" w:bidi="en_US"/>
+        </w:rPr>
         <w:t>Why should the Israelites shave their heads?</w:t>
       </w:r>
     </w:p>
@@ -660,7 +1164,7 @@
         <w:rPr>
           <w:lang w:val="en_US" w:bidi="en_US"/>
         </w:rPr>
-        <w:t>They should shave their heads, for their children would go into exile from them.</w:t>
+        <w:t>They should shave their heads to show that they are mourning for their children who will go into exile.</w:t>
       </w:r>
       <w:r>
         <w:rPr>
@@ -689,7 +1193,7 @@
         <w:rPr>
           <w:lang w:val="en_US" w:bidi="en_US"/>
         </w:rPr>
-        <w:t>Micah 2:1</w:t>
+        <w:t>Micah 2:1 (#1)</w:t>
       </w:r>
       <w:r>
         <w:rPr>
@@ -709,21 +1213,21 @@
           <w:b/>
           <w:lang w:val="en_US" w:bidi="en_US"/>
         </w:rPr>
-        <w:t>Where are people planning to do evil?</w:t>
-      </w:r>
-    </w:p>
-    <w:p>
-      <w:pPr/>
-      <w:r>
-        <w:rPr>
-          <w:lang w:val="en_US" w:bidi="en_US"/>
-        </w:rPr>
-      </w:r>
-      <w:r>
-        <w:rPr>
-          <w:lang w:val="en_US" w:bidi="en_US"/>
-        </w:rPr>
-        <w:t>They are planning on their beds to do evil.</w:t>
+        <w:t>Who is this warning being given to?</w:t>
+      </w:r>
+    </w:p>
+    <w:p>
+      <w:pPr/>
+      <w:r>
+        <w:rPr>
+          <w:lang w:val="en_US" w:bidi="en_US"/>
+        </w:rPr>
+      </w:r>
+      <w:r>
+        <w:rPr>
+          <w:lang w:val="en_US" w:bidi="en_US"/>
+        </w:rPr>
+        <w:t>The warning is being given to those who are lying awake in their beds planning to do evil.</w:t>
       </w:r>
       <w:r>
         <w:rPr>
@@ -752,7 +1256,7 @@
         <w:rPr>
           <w:lang w:val="en_US" w:bidi="en_US"/>
         </w:rPr>
-        <w:t>Micah 2:4–5</w:t>
+        <w:t>Micah 2:2 (#1)</w:t>
       </w:r>
       <w:r>
         <w:rPr>
@@ -772,21 +1276,21 @@
           <w:b/>
           <w:lang w:val="en_US" w:bidi="en_US"/>
         </w:rPr>
-        <w:t>Why will the rich people have no descendants to divide up the territory?</w:t>
-      </w:r>
-    </w:p>
-    <w:p>
-      <w:pPr/>
-      <w:r>
-        <w:rPr>
-          <w:lang w:val="en_US" w:bidi="en_US"/>
-        </w:rPr>
-      </w:r>
-      <w:r>
-        <w:rPr>
-          <w:lang w:val="en_US" w:bidi="en_US"/>
-        </w:rPr>
-        <w:t>Yahweh will change the territory of the people, and remove it from them. So the rich people will have no descendants to divide up the territory.</w:t>
+        <w:t>What do these wicked people do to fields and houses that belong to other people?</w:t>
+      </w:r>
+    </w:p>
+    <w:p>
+      <w:pPr/>
+      <w:r>
+        <w:rPr>
+          <w:lang w:val="en_US" w:bidi="en_US"/>
+        </w:rPr>
+      </w:r>
+      <w:r>
+        <w:rPr>
+          <w:lang w:val="en_US" w:bidi="en_US"/>
+        </w:rPr>
+        <w:t>They forcefully take fields, steal houses that belong to other people, and cheat people of their inheritance.</w:t>
       </w:r>
       <w:r>
         <w:rPr>
@@ -815,7 +1319,7 @@
         <w:rPr>
           <w:lang w:val="en_US" w:bidi="en_US"/>
         </w:rPr>
-        <w:t>Micah 2:8</w:t>
+        <w:t>Micah 2:3 (#1)</w:t>
       </w:r>
       <w:r>
         <w:rPr>
@@ -835,6 +1339,321 @@
           <w:b/>
           <w:lang w:val="en_US" w:bidi="en_US"/>
         </w:rPr>
+        <w:t>What does Yahweh say his judgment will be?</w:t>
+      </w:r>
+    </w:p>
+    <w:p>
+      <w:pPr/>
+      <w:r>
+        <w:rPr>
+          <w:lang w:val="en_US" w:bidi="en_US"/>
+        </w:rPr>
+      </w:r>
+      <w:r>
+        <w:rPr>
+          <w:lang w:val="en_US" w:bidi="en_US"/>
+        </w:rPr>
+        <w:t>Yahweh says he is planning disaster against them, and they will not be able to escape it.</w:t>
+      </w:r>
+      <w:r>
+        <w:rPr>
+          <w:lang w:val="en_US" w:bidi="en_US"/>
+        </w:rPr>
+      </w:r>
+      <w:r>
+        <w:rPr>
+          <w:lang w:val="en_US" w:bidi="en_US"/>
+        </w:rPr>
+      </w:r>
+    </w:p>
+    <w:p>
+      <w:pPr/>
+      <w:r>
+        <w:rPr>
+          <w:lang w:val="en_US" w:bidi="en_US"/>
+        </w:rPr>
+      </w:r>
+    </w:p>
+    <w:p>
+      <w:pPr>
+        <w:pStyle w:val="Heading2"/>
+      </w:pPr>
+      <w:r>
+        <w:rPr>
+          <w:lang w:val="en_US" w:bidi="en_US"/>
+        </w:rPr>
+        <w:t>Micah 2:4 (#1)</w:t>
+      </w:r>
+      <w:r>
+        <w:rPr>
+          <w:lang w:val="en_US" w:bidi="en_US"/>
+        </w:rPr>
+      </w:r>
+    </w:p>
+    <w:p>
+      <w:pPr/>
+      <w:r>
+        <w:rPr>
+          <w:lang w:val="en_US" w:bidi="en_US"/>
+        </w:rPr>
+      </w:r>
+      <w:r>
+        <w:rPr>
+          <w:b/>
+          <w:lang w:val="en_US" w:bidi="en_US"/>
+        </w:rPr>
+        <w:t>Why will the people say that Yahweh has taken their portion from them?</w:t>
+      </w:r>
+    </w:p>
+    <w:p>
+      <w:pPr/>
+      <w:r>
+        <w:rPr>
+          <w:lang w:val="en_US" w:bidi="en_US"/>
+        </w:rPr>
+      </w:r>
+      <w:r>
+        <w:rPr>
+          <w:lang w:val="en_US" w:bidi="en_US"/>
+        </w:rPr>
+        <w:t>They people will say Yahweh has given the land they inherited to their enemies.</w:t>
+      </w:r>
+      <w:r>
+        <w:rPr>
+          <w:lang w:val="en_US" w:bidi="en_US"/>
+        </w:rPr>
+      </w:r>
+      <w:r>
+        <w:rPr>
+          <w:lang w:val="en_US" w:bidi="en_US"/>
+        </w:rPr>
+      </w:r>
+    </w:p>
+    <w:p>
+      <w:pPr/>
+      <w:r>
+        <w:rPr>
+          <w:lang w:val="en_US" w:bidi="en_US"/>
+        </w:rPr>
+      </w:r>
+    </w:p>
+    <w:p>
+      <w:pPr>
+        <w:pStyle w:val="Heading2"/>
+      </w:pPr>
+      <w:r>
+        <w:rPr>
+          <w:lang w:val="en_US" w:bidi="en_US"/>
+        </w:rPr>
+        <w:t>Micah 2:5 (#1)</w:t>
+      </w:r>
+      <w:r>
+        <w:rPr>
+          <w:lang w:val="en_US" w:bidi="en_US"/>
+        </w:rPr>
+      </w:r>
+    </w:p>
+    <w:p>
+      <w:pPr/>
+      <w:r>
+        <w:rPr>
+          <w:lang w:val="en_US" w:bidi="en_US"/>
+        </w:rPr>
+      </w:r>
+      <w:r>
+        <w:rPr>
+          <w:b/>
+          <w:lang w:val="en_US" w:bidi="en_US"/>
+        </w:rPr>
+        <w:t>What will happen in the future when the people of Yahweh assemble to divide up the land by lots?</w:t>
+      </w:r>
+    </w:p>
+    <w:p>
+      <w:pPr/>
+      <w:r>
+        <w:rPr>
+          <w:lang w:val="en_US" w:bidi="en_US"/>
+        </w:rPr>
+      </w:r>
+      <w:r>
+        <w:rPr>
+          <w:lang w:val="en_US" w:bidi="en_US"/>
+        </w:rPr>
+        <w:t>Those receiving this judgment will not receive any part of it.</w:t>
+      </w:r>
+      <w:r>
+        <w:rPr>
+          <w:lang w:val="en_US" w:bidi="en_US"/>
+        </w:rPr>
+      </w:r>
+      <w:r>
+        <w:rPr>
+          <w:lang w:val="en_US" w:bidi="en_US"/>
+        </w:rPr>
+      </w:r>
+    </w:p>
+    <w:p>
+      <w:pPr/>
+      <w:r>
+        <w:rPr>
+          <w:lang w:val="en_US" w:bidi="en_US"/>
+        </w:rPr>
+      </w:r>
+    </w:p>
+    <w:p>
+      <w:pPr>
+        <w:pStyle w:val="Heading2"/>
+      </w:pPr>
+      <w:r>
+        <w:rPr>
+          <w:lang w:val="en_US" w:bidi="en_US"/>
+        </w:rPr>
+        <w:t>Micah 2:6 (#1)</w:t>
+      </w:r>
+      <w:r>
+        <w:rPr>
+          <w:lang w:val="en_US" w:bidi="en_US"/>
+        </w:rPr>
+      </w:r>
+    </w:p>
+    <w:p>
+      <w:pPr/>
+      <w:r>
+        <w:rPr>
+          <w:lang w:val="en_US" w:bidi="en_US"/>
+        </w:rPr>
+      </w:r>
+      <w:r>
+        <w:rPr>
+          <w:b/>
+          <w:lang w:val="en_US" w:bidi="en_US"/>
+        </w:rPr>
+        <w:t>What do the false prophets tell the true prophet not to do?</w:t>
+      </w:r>
+    </w:p>
+    <w:p>
+      <w:pPr/>
+      <w:r>
+        <w:rPr>
+          <w:lang w:val="en_US" w:bidi="en_US"/>
+        </w:rPr>
+      </w:r>
+      <w:r>
+        <w:rPr>
+          <w:lang w:val="en_US" w:bidi="en_US"/>
+        </w:rPr>
+        <w:t>They tell him not to prophesy about these things.</w:t>
+      </w:r>
+      <w:r>
+        <w:rPr>
+          <w:lang w:val="en_US" w:bidi="en_US"/>
+        </w:rPr>
+      </w:r>
+      <w:r>
+        <w:rPr>
+          <w:lang w:val="en_US" w:bidi="en_US"/>
+        </w:rPr>
+      </w:r>
+    </w:p>
+    <w:p>
+      <w:pPr/>
+      <w:r>
+        <w:rPr>
+          <w:lang w:val="en_US" w:bidi="en_US"/>
+        </w:rPr>
+      </w:r>
+    </w:p>
+    <w:p>
+      <w:pPr>
+        <w:pStyle w:val="Heading2"/>
+      </w:pPr>
+      <w:r>
+        <w:rPr>
+          <w:lang w:val="en_US" w:bidi="en_US"/>
+        </w:rPr>
+        <w:t>Micah 2:7 (#1)</w:t>
+      </w:r>
+      <w:r>
+        <w:rPr>
+          <w:lang w:val="en_US" w:bidi="en_US"/>
+        </w:rPr>
+      </w:r>
+    </w:p>
+    <w:p>
+      <w:pPr/>
+      <w:r>
+        <w:rPr>
+          <w:lang w:val="en_US" w:bidi="en_US"/>
+        </w:rPr>
+      </w:r>
+      <w:r>
+        <w:rPr>
+          <w:b/>
+          <w:lang w:val="en_US" w:bidi="en_US"/>
+        </w:rPr>
+        <w:t>Who do the words of Yahweh spoken through Micah help?</w:t>
+      </w:r>
+    </w:p>
+    <w:p>
+      <w:pPr/>
+      <w:r>
+        <w:rPr>
+          <w:lang w:val="en_US" w:bidi="en_US"/>
+        </w:rPr>
+      </w:r>
+      <w:r>
+        <w:rPr>
+          <w:lang w:val="en_US" w:bidi="en_US"/>
+        </w:rPr>
+        <w:t>His words help those who walk uprightly and do what is right.</w:t>
+      </w:r>
+      <w:r>
+        <w:rPr>
+          <w:lang w:val="en_US" w:bidi="en_US"/>
+        </w:rPr>
+      </w:r>
+      <w:r>
+        <w:rPr>
+          <w:lang w:val="en_US" w:bidi="en_US"/>
+        </w:rPr>
+      </w:r>
+    </w:p>
+    <w:p>
+      <w:pPr/>
+      <w:r>
+        <w:rPr>
+          <w:lang w:val="en_US" w:bidi="en_US"/>
+        </w:rPr>
+      </w:r>
+    </w:p>
+    <w:p>
+      <w:pPr>
+        <w:pStyle w:val="Heading2"/>
+      </w:pPr>
+      <w:r>
+        <w:rPr>
+          <w:lang w:val="en_US" w:bidi="en_US"/>
+        </w:rPr>
+        <w:t>Micah 2:8 (#1)</w:t>
+      </w:r>
+      <w:r>
+        <w:rPr>
+          <w:lang w:val="en_US" w:bidi="en_US"/>
+        </w:rPr>
+      </w:r>
+    </w:p>
+    <w:p>
+      <w:pPr/>
+      <w:r>
+        <w:rPr>
+          <w:lang w:val="en_US" w:bidi="en_US"/>
+        </w:rPr>
+      </w:r>
+      <w:r>
+        <w:rPr>
+          <w:b/>
+          <w:lang w:val="en_US" w:bidi="en_US"/>
+        </w:rPr>
         <w:t>From whom do Yahweh’s people strip the robe?</w:t>
       </w:r>
     </w:p>
@@ -849,7 +1668,7 @@
         <w:rPr>
           <w:lang w:val="en_US" w:bidi="en_US"/>
         </w:rPr>
-        <w:t>They strip the robe from those who pass by unsuspectingly.</w:t>
+        <w:t>They strip the robes from those who feel safe because they are among their own people.</w:t>
       </w:r>
       <w:r>
         <w:rPr>
@@ -878,7 +1697,7 @@
         <w:rPr>
           <w:lang w:val="en_US" w:bidi="en_US"/>
         </w:rPr>
-        <w:t>Micah 2:10</w:t>
+        <w:t>Micah 2:9 (#1)</w:t>
       </w:r>
       <w:r>
         <w:rPr>
@@ -898,6 +1717,69 @@
           <w:b/>
           <w:lang w:val="en_US" w:bidi="en_US"/>
         </w:rPr>
+        <w:t>What do the wicked leaders do to the women of Yahweh’s people?</w:t>
+      </w:r>
+    </w:p>
+    <w:p>
+      <w:pPr/>
+      <w:r>
+        <w:rPr>
+          <w:lang w:val="en_US" w:bidi="en_US"/>
+        </w:rPr>
+      </w:r>
+      <w:r>
+        <w:rPr>
+          <w:lang w:val="en_US" w:bidi="en_US"/>
+        </w:rPr>
+        <w:t>They force the women out of the homes that they love.</w:t>
+      </w:r>
+      <w:r>
+        <w:rPr>
+          <w:lang w:val="en_US" w:bidi="en_US"/>
+        </w:rPr>
+      </w:r>
+      <w:r>
+        <w:rPr>
+          <w:lang w:val="en_US" w:bidi="en_US"/>
+        </w:rPr>
+      </w:r>
+    </w:p>
+    <w:p>
+      <w:pPr/>
+      <w:r>
+        <w:rPr>
+          <w:lang w:val="en_US" w:bidi="en_US"/>
+        </w:rPr>
+      </w:r>
+    </w:p>
+    <w:p>
+      <w:pPr>
+        <w:pStyle w:val="Heading2"/>
+      </w:pPr>
+      <w:r>
+        <w:rPr>
+          <w:lang w:val="en_US" w:bidi="en_US"/>
+        </w:rPr>
+        <w:t>Micah 2:10 (#1)</w:t>
+      </w:r>
+      <w:r>
+        <w:rPr>
+          <w:lang w:val="en_US" w:bidi="en_US"/>
+        </w:rPr>
+      </w:r>
+    </w:p>
+    <w:p>
+      <w:pPr/>
+      <w:r>
+        <w:rPr>
+          <w:lang w:val="en_US" w:bidi="en_US"/>
+        </w:rPr>
+      </w:r>
+      <w:r>
+        <w:rPr>
+          <w:b/>
+          <w:lang w:val="en_US" w:bidi="en_US"/>
+        </w:rPr>
         <w:t>Why should Yahweh’s people get up and leave?</w:t>
       </w:r>
     </w:p>
@@ -912,7 +1794,7 @@
         <w:rPr>
           <w:lang w:val="en_US" w:bidi="en_US"/>
         </w:rPr>
-        <w:t>They should get up and leave for this was not a place where they could stay, because of its uncleanness.</w:t>
+        <w:t>They should get up and leave for this was not a place where they could safely live since Yahweh will destroy it because of their sins.</w:t>
       </w:r>
       <w:r>
         <w:rPr>
@@ -941,7 +1823,7 @@
         <w:rPr>
           <w:lang w:val="en_US" w:bidi="en_US"/>
         </w:rPr>
-        <w:t>Micah 2:12</w:t>
+        <w:t>Micah 2:11 (#1)</w:t>
       </w:r>
       <w:r>
         <w:rPr>
@@ -961,6 +1843,69 @@
           <w:b/>
           <w:lang w:val="en_US" w:bidi="en_US"/>
         </w:rPr>
+        <w:t>What kind of prophet would the people accept?</w:t>
+      </w:r>
+    </w:p>
+    <w:p>
+      <w:pPr/>
+      <w:r>
+        <w:rPr>
+          <w:lang w:val="en_US" w:bidi="en_US"/>
+        </w:rPr>
+      </w:r>
+      <w:r>
+        <w:rPr>
+          <w:lang w:val="en_US" w:bidi="en_US"/>
+        </w:rPr>
+        <w:t>They would accept a lying prophet who promises them wine and beer.</w:t>
+      </w:r>
+      <w:r>
+        <w:rPr>
+          <w:lang w:val="en_US" w:bidi="en_US"/>
+        </w:rPr>
+      </w:r>
+      <w:r>
+        <w:rPr>
+          <w:lang w:val="en_US" w:bidi="en_US"/>
+        </w:rPr>
+      </w:r>
+    </w:p>
+    <w:p>
+      <w:pPr/>
+      <w:r>
+        <w:rPr>
+          <w:lang w:val="en_US" w:bidi="en_US"/>
+        </w:rPr>
+      </w:r>
+    </w:p>
+    <w:p>
+      <w:pPr>
+        <w:pStyle w:val="Heading2"/>
+      </w:pPr>
+      <w:r>
+        <w:rPr>
+          <w:lang w:val="en_US" w:bidi="en_US"/>
+        </w:rPr>
+        <w:t>Micah 2:12 (#1)</w:t>
+      </w:r>
+      <w:r>
+        <w:rPr>
+          <w:lang w:val="en_US" w:bidi="en_US"/>
+        </w:rPr>
+      </w:r>
+    </w:p>
+    <w:p>
+      <w:pPr/>
+      <w:r>
+        <w:rPr>
+          <w:lang w:val="en_US" w:bidi="en_US"/>
+        </w:rPr>
+      </w:r>
+      <w:r>
+        <w:rPr>
+          <w:b/>
+          <w:lang w:val="en_US" w:bidi="en_US"/>
+        </w:rPr>
         <w:t>Who will gather the remnant of Israel?</w:t>
       </w:r>
     </w:p>
@@ -1004,7 +1949,7 @@
         <w:rPr>
           <w:lang w:val="en_US" w:bidi="en_US"/>
         </w:rPr>
-        <w:t>Micah 3:3</w:t>
+        <w:t>Micah 2:13 (#1)</w:t>
       </w:r>
       <w:r>
         <w:rPr>
@@ -1024,21 +1969,21 @@
           <w:b/>
           <w:lang w:val="en_US" w:bidi="en_US"/>
         </w:rPr>
-        <w:t>Who eats the flesh of Yahweh’s people?</w:t>
-      </w:r>
-    </w:p>
-    <w:p>
-      <w:pPr/>
-      <w:r>
-        <w:rPr>
-          <w:lang w:val="en_US" w:bidi="en_US"/>
-        </w:rPr>
-      </w:r>
-      <w:r>
-        <w:rPr>
-          <w:lang w:val="en_US" w:bidi="en_US"/>
-        </w:rPr>
-        <w:t>The leaders of Jacob eat the flesh of Yahweh’s people.</w:t>
+        <w:t>Who will lead the people out through the gate?</w:t>
+      </w:r>
+    </w:p>
+    <w:p>
+      <w:pPr/>
+      <w:r>
+        <w:rPr>
+          <w:lang w:val="en_US" w:bidi="en_US"/>
+        </w:rPr>
+      </w:r>
+      <w:r>
+        <w:rPr>
+          <w:lang w:val="en_US" w:bidi="en_US"/>
+        </w:rPr>
+        <w:t>Their king will go in front of them, and Yahweh will be leading them.</w:t>
       </w:r>
       <w:r>
         <w:rPr>
@@ -1067,7 +2012,7 @@
         <w:rPr>
           <w:lang w:val="en_US" w:bidi="en_US"/>
         </w:rPr>
-        <w:t>Micah 3:4</w:t>
+        <w:t>Micah 3:1 (#1)</w:t>
       </w:r>
       <w:r>
         <w:rPr>
@@ -1087,21 +2032,21 @@
           <w:b/>
           <w:lang w:val="en_US" w:bidi="en_US"/>
         </w:rPr>
-        <w:t>Why will Yahweh hide his face from the leaders of Jacob?</w:t>
-      </w:r>
-    </w:p>
-    <w:p>
-      <w:pPr/>
-      <w:r>
-        <w:rPr>
-          <w:lang w:val="en_US" w:bidi="en_US"/>
-        </w:rPr>
-      </w:r>
-      <w:r>
-        <w:rPr>
-          <w:lang w:val="en_US" w:bidi="en_US"/>
-        </w:rPr>
-        <w:t>Yahweh will hide his face from the leaders of Jacob because they have done evil deeds.</w:t>
+        <w:t>What does Micah say the leaders of Israel should know?</w:t>
+      </w:r>
+    </w:p>
+    <w:p>
+      <w:pPr/>
+      <w:r>
+        <w:rPr>
+          <w:lang w:val="en_US" w:bidi="en_US"/>
+        </w:rPr>
+      </w:r>
+      <w:r>
+        <w:rPr>
+          <w:lang w:val="en_US" w:bidi="en_US"/>
+        </w:rPr>
+        <w:t>Micah says they should know how to treat people fairly.</w:t>
       </w:r>
       <w:r>
         <w:rPr>
@@ -1130,7 +2075,7 @@
         <w:rPr>
           <w:lang w:val="en_US" w:bidi="en_US"/>
         </w:rPr>
-        <w:t>Micah 3:6</w:t>
+        <w:t>Micah 3:2 (#1)</w:t>
       </w:r>
       <w:r>
         <w:rPr>
@@ -1150,21 +2095,21 @@
           <w:b/>
           <w:lang w:val="en_US" w:bidi="en_US"/>
         </w:rPr>
-        <w:t>Why will the prophets do no divination?</w:t>
-      </w:r>
-    </w:p>
-    <w:p>
-      <w:pPr/>
-      <w:r>
-        <w:rPr>
-          <w:lang w:val="en_US" w:bidi="en_US"/>
-        </w:rPr>
-      </w:r>
-      <w:r>
-        <w:rPr>
-          <w:lang w:val="en_US" w:bidi="en_US"/>
-        </w:rPr>
-        <w:t>It will be dark so that the prophets will do no divination.</w:t>
+        <w:t>What do the leaders love, and what do they hate?</w:t>
+      </w:r>
+    </w:p>
+    <w:p>
+      <w:pPr/>
+      <w:r>
+        <w:rPr>
+          <w:lang w:val="en_US" w:bidi="en_US"/>
+        </w:rPr>
+      </w:r>
+      <w:r>
+        <w:rPr>
+          <w:lang w:val="en_US" w:bidi="en_US"/>
+        </w:rPr>
+        <w:t>The leaders love what is evil and hate what is good.</w:t>
       </w:r>
       <w:r>
         <w:rPr>
@@ -1193,7 +2138,7 @@
         <w:rPr>
           <w:lang w:val="en_US" w:bidi="en_US"/>
         </w:rPr>
-        <w:t>Micah 3:11</w:t>
+        <w:t>Micah 3:3 (#1)</w:t>
       </w:r>
       <w:r>
         <w:rPr>
@@ -1213,21 +2158,21 @@
           <w:b/>
           <w:lang w:val="en_US" w:bidi="en_US"/>
         </w:rPr>
-        <w:t>For what do the leaders judge?</w:t>
-      </w:r>
-    </w:p>
-    <w:p>
-      <w:pPr/>
-      <w:r>
-        <w:rPr>
-          <w:lang w:val="en_US" w:bidi="en_US"/>
-        </w:rPr>
-      </w:r>
-      <w:r>
-        <w:rPr>
-          <w:lang w:val="en_US" w:bidi="en_US"/>
-        </w:rPr>
-        <w:t>The leaders judge for a bribe.</w:t>
+        <w:t>Who does Micah accuse of acting like butchers?</w:t>
+      </w:r>
+    </w:p>
+    <w:p>
+      <w:pPr/>
+      <w:r>
+        <w:rPr>
+          <w:lang w:val="en_US" w:bidi="en_US"/>
+        </w:rPr>
+      </w:r>
+      <w:r>
+        <w:rPr>
+          <w:lang w:val="en_US" w:bidi="en_US"/>
+        </w:rPr>
+        <w:t>He accuses the leaders of oppressing the people as if they butchered and ate them.</w:t>
       </w:r>
       <w:r>
         <w:rPr>
@@ -1256,7 +2201,7 @@
         <w:rPr>
           <w:lang w:val="en_US" w:bidi="en_US"/>
         </w:rPr>
-        <w:t>Micah 4:1</w:t>
+        <w:t>Micah 3:4 (#1)</w:t>
       </w:r>
       <w:r>
         <w:rPr>
@@ -1276,21 +2221,21 @@
           <w:b/>
           <w:lang w:val="en_US" w:bidi="en_US"/>
         </w:rPr>
-        <w:t>When will the mountain of Yahweh’s house be established over the other mountains?</w:t>
-      </w:r>
-    </w:p>
-    <w:p>
-      <w:pPr/>
-      <w:r>
-        <w:rPr>
-          <w:lang w:val="en_US" w:bidi="en_US"/>
-        </w:rPr>
-      </w:r>
-      <w:r>
-        <w:rPr>
-          <w:lang w:val="en_US" w:bidi="en_US"/>
-        </w:rPr>
-        <w:t>In the last days the mountain of Yahweh’s house will be established over the other mountains.</w:t>
+        <w:t>Why will Yahweh refuse to help the leaders when they cry out to him?</w:t>
+      </w:r>
+    </w:p>
+    <w:p>
+      <w:pPr/>
+      <w:r>
+        <w:rPr>
+          <w:lang w:val="en_US" w:bidi="en_US"/>
+        </w:rPr>
+      </w:r>
+      <w:r>
+        <w:rPr>
+          <w:lang w:val="en_US" w:bidi="en_US"/>
+        </w:rPr>
+        <w:t>Yahweh will not help the leaders because they have done evil deeds.</w:t>
       </w:r>
       <w:r>
         <w:rPr>
@@ -1319,7 +2264,7 @@
         <w:rPr>
           <w:lang w:val="en_US" w:bidi="en_US"/>
         </w:rPr>
-        <w:t>Micah 4:2</w:t>
+        <w:t>Micah 3:5 (#1)</w:t>
       </w:r>
       <w:r>
         <w:rPr>
@@ -1339,6 +2284,573 @@
           <w:b/>
           <w:lang w:val="en_US" w:bidi="en_US"/>
         </w:rPr>
+        <w:t>What do the prophets promise to people who feed them?</w:t>
+      </w:r>
+    </w:p>
+    <w:p>
+      <w:pPr/>
+      <w:r>
+        <w:rPr>
+          <w:lang w:val="en_US" w:bidi="en_US"/>
+        </w:rPr>
+      </w:r>
+      <w:r>
+        <w:rPr>
+          <w:lang w:val="en_US" w:bidi="en_US"/>
+        </w:rPr>
+        <w:t>The prophets promise peace to people who feed them.</w:t>
+      </w:r>
+      <w:r>
+        <w:rPr>
+          <w:lang w:val="en_US" w:bidi="en_US"/>
+        </w:rPr>
+      </w:r>
+      <w:r>
+        <w:rPr>
+          <w:lang w:val="en_US" w:bidi="en_US"/>
+        </w:rPr>
+      </w:r>
+    </w:p>
+    <w:p>
+      <w:pPr/>
+      <w:r>
+        <w:rPr>
+          <w:lang w:val="en_US" w:bidi="en_US"/>
+        </w:rPr>
+      </w:r>
+    </w:p>
+    <w:p>
+      <w:pPr>
+        <w:pStyle w:val="Heading2"/>
+      </w:pPr>
+      <w:r>
+        <w:rPr>
+          <w:lang w:val="en_US" w:bidi="en_US"/>
+        </w:rPr>
+        <w:t>Micah 3:6 (#1)</w:t>
+      </w:r>
+      <w:r>
+        <w:rPr>
+          <w:lang w:val="en_US" w:bidi="en_US"/>
+        </w:rPr>
+      </w:r>
+    </w:p>
+    <w:p>
+      <w:pPr/>
+      <w:r>
+        <w:rPr>
+          <w:lang w:val="en_US" w:bidi="en_US"/>
+        </w:rPr>
+      </w:r>
+      <w:r>
+        <w:rPr>
+          <w:b/>
+          <w:lang w:val="en_US" w:bidi="en_US"/>
+        </w:rPr>
+        <w:t>Why will the prophets no longer be able to see visions?</w:t>
+      </w:r>
+    </w:p>
+    <w:p>
+      <w:pPr/>
+      <w:r>
+        <w:rPr>
+          <w:lang w:val="en_US" w:bidi="en_US"/>
+        </w:rPr>
+      </w:r>
+      <w:r>
+        <w:rPr>
+          <w:lang w:val="en_US" w:bidi="en_US"/>
+        </w:rPr>
+        <w:t>Yahweh will no longer show them anything.</w:t>
+      </w:r>
+      <w:r>
+        <w:rPr>
+          <w:lang w:val="en_US" w:bidi="en_US"/>
+        </w:rPr>
+      </w:r>
+      <w:r>
+        <w:rPr>
+          <w:lang w:val="en_US" w:bidi="en_US"/>
+        </w:rPr>
+      </w:r>
+    </w:p>
+    <w:p>
+      <w:pPr/>
+      <w:r>
+        <w:rPr>
+          <w:lang w:val="en_US" w:bidi="en_US"/>
+        </w:rPr>
+      </w:r>
+    </w:p>
+    <w:p>
+      <w:pPr>
+        <w:pStyle w:val="Heading2"/>
+      </w:pPr>
+      <w:r>
+        <w:rPr>
+          <w:lang w:val="en_US" w:bidi="en_US"/>
+        </w:rPr>
+        <w:t>Micah 3:7 (#1)</w:t>
+      </w:r>
+      <w:r>
+        <w:rPr>
+          <w:lang w:val="en_US" w:bidi="en_US"/>
+        </w:rPr>
+      </w:r>
+    </w:p>
+    <w:p>
+      <w:pPr/>
+      <w:r>
+        <w:rPr>
+          <w:lang w:val="en_US" w:bidi="en_US"/>
+        </w:rPr>
+      </w:r>
+      <w:r>
+        <w:rPr>
+          <w:b/>
+          <w:lang w:val="en_US" w:bidi="en_US"/>
+        </w:rPr>
+        <w:t>What will the seers and diviners do because God does not answer them?</w:t>
+      </w:r>
+    </w:p>
+    <w:p>
+      <w:pPr/>
+      <w:r>
+        <w:rPr>
+          <w:lang w:val="en_US" w:bidi="en_US"/>
+        </w:rPr>
+      </w:r>
+      <w:r>
+        <w:rPr>
+          <w:lang w:val="en_US" w:bidi="en_US"/>
+        </w:rPr>
+        <w:t>They will be in mourning and be ashamed and disgraced.</w:t>
+      </w:r>
+      <w:r>
+        <w:rPr>
+          <w:lang w:val="en_US" w:bidi="en_US"/>
+        </w:rPr>
+      </w:r>
+      <w:r>
+        <w:rPr>
+          <w:lang w:val="en_US" w:bidi="en_US"/>
+        </w:rPr>
+      </w:r>
+    </w:p>
+    <w:p>
+      <w:pPr/>
+      <w:r>
+        <w:rPr>
+          <w:lang w:val="en_US" w:bidi="en_US"/>
+        </w:rPr>
+      </w:r>
+    </w:p>
+    <w:p>
+      <w:pPr>
+        <w:pStyle w:val="Heading2"/>
+      </w:pPr>
+      <w:r>
+        <w:rPr>
+          <w:lang w:val="en_US" w:bidi="en_US"/>
+        </w:rPr>
+        <w:t>Micah 3:8 (#1)</w:t>
+      </w:r>
+      <w:r>
+        <w:rPr>
+          <w:lang w:val="en_US" w:bidi="en_US"/>
+        </w:rPr>
+      </w:r>
+    </w:p>
+    <w:p>
+      <w:pPr/>
+      <w:r>
+        <w:rPr>
+          <w:lang w:val="en_US" w:bidi="en_US"/>
+        </w:rPr>
+      </w:r>
+      <w:r>
+        <w:rPr>
+          <w:b/>
+          <w:lang w:val="en_US" w:bidi="en_US"/>
+        </w:rPr>
+        <w:t>What does Micah do because Yahweh’s Spirit empowers him?</w:t>
+      </w:r>
+    </w:p>
+    <w:p>
+      <w:pPr/>
+      <w:r>
+        <w:rPr>
+          <w:lang w:val="en_US" w:bidi="en_US"/>
+        </w:rPr>
+      </w:r>
+      <w:r>
+        <w:rPr>
+          <w:lang w:val="en_US" w:bidi="en_US"/>
+        </w:rPr>
+        <w:t>Micah declares to the people of Israel how they have rebelled and sinned against God.</w:t>
+      </w:r>
+      <w:r>
+        <w:rPr>
+          <w:lang w:val="en_US" w:bidi="en_US"/>
+        </w:rPr>
+      </w:r>
+      <w:r>
+        <w:rPr>
+          <w:lang w:val="en_US" w:bidi="en_US"/>
+        </w:rPr>
+      </w:r>
+    </w:p>
+    <w:p>
+      <w:pPr/>
+      <w:r>
+        <w:rPr>
+          <w:lang w:val="en_US" w:bidi="en_US"/>
+        </w:rPr>
+      </w:r>
+    </w:p>
+    <w:p>
+      <w:pPr>
+        <w:pStyle w:val="Heading2"/>
+      </w:pPr>
+      <w:r>
+        <w:rPr>
+          <w:lang w:val="en_US" w:bidi="en_US"/>
+        </w:rPr>
+        <w:t>Micah 3:9 (#1)</w:t>
+      </w:r>
+      <w:r>
+        <w:rPr>
+          <w:lang w:val="en_US" w:bidi="en_US"/>
+        </w:rPr>
+      </w:r>
+    </w:p>
+    <w:p>
+      <w:pPr/>
+      <w:r>
+        <w:rPr>
+          <w:lang w:val="en_US" w:bidi="en_US"/>
+        </w:rPr>
+      </w:r>
+      <w:r>
+        <w:rPr>
+          <w:b/>
+          <w:lang w:val="en_US" w:bidi="en_US"/>
+        </w:rPr>
+        <w:t>What do the leaders hate?</w:t>
+      </w:r>
+    </w:p>
+    <w:p>
+      <w:pPr/>
+      <w:r>
+        <w:rPr>
+          <w:lang w:val="en_US" w:bidi="en_US"/>
+        </w:rPr>
+      </w:r>
+      <w:r>
+        <w:rPr>
+          <w:lang w:val="en_US" w:bidi="en_US"/>
+        </w:rPr>
+        <w:t>The leaders hate it when people do what is right.</w:t>
+      </w:r>
+      <w:r>
+        <w:rPr>
+          <w:lang w:val="en_US" w:bidi="en_US"/>
+        </w:rPr>
+      </w:r>
+      <w:r>
+        <w:rPr>
+          <w:lang w:val="en_US" w:bidi="en_US"/>
+        </w:rPr>
+      </w:r>
+    </w:p>
+    <w:p>
+      <w:pPr/>
+      <w:r>
+        <w:rPr>
+          <w:lang w:val="en_US" w:bidi="en_US"/>
+        </w:rPr>
+      </w:r>
+    </w:p>
+    <w:p>
+      <w:pPr>
+        <w:pStyle w:val="Heading2"/>
+      </w:pPr>
+      <w:r>
+        <w:rPr>
+          <w:lang w:val="en_US" w:bidi="en_US"/>
+        </w:rPr>
+        <w:t>Micah 3:10 (#1)</w:t>
+      </w:r>
+      <w:r>
+        <w:rPr>
+          <w:lang w:val="en_US" w:bidi="en_US"/>
+        </w:rPr>
+      </w:r>
+    </w:p>
+    <w:p>
+      <w:pPr/>
+      <w:r>
+        <w:rPr>
+          <w:lang w:val="en_US" w:bidi="en_US"/>
+        </w:rPr>
+      </w:r>
+      <w:r>
+        <w:rPr>
+          <w:b/>
+          <w:lang w:val="en_US" w:bidi="en_US"/>
+        </w:rPr>
+        <w:t>How do the leaders build up Jerusalem?</w:t>
+      </w:r>
+    </w:p>
+    <w:p>
+      <w:pPr/>
+      <w:r>
+        <w:rPr>
+          <w:lang w:val="en_US" w:bidi="en_US"/>
+        </w:rPr>
+      </w:r>
+      <w:r>
+        <w:rPr>
+          <w:lang w:val="en_US" w:bidi="en_US"/>
+        </w:rPr>
+        <w:t>The leaders build up Jerusalem through bloodshed and injustice.</w:t>
+      </w:r>
+      <w:r>
+        <w:rPr>
+          <w:lang w:val="en_US" w:bidi="en_US"/>
+        </w:rPr>
+      </w:r>
+      <w:r>
+        <w:rPr>
+          <w:lang w:val="en_US" w:bidi="en_US"/>
+        </w:rPr>
+      </w:r>
+    </w:p>
+    <w:p>
+      <w:pPr/>
+      <w:r>
+        <w:rPr>
+          <w:lang w:val="en_US" w:bidi="en_US"/>
+        </w:rPr>
+      </w:r>
+    </w:p>
+    <w:p>
+      <w:pPr>
+        <w:pStyle w:val="Heading2"/>
+      </w:pPr>
+      <w:r>
+        <w:rPr>
+          <w:lang w:val="en_US" w:bidi="en_US"/>
+        </w:rPr>
+        <w:t>Micah 3:11 (#1)</w:t>
+      </w:r>
+      <w:r>
+        <w:rPr>
+          <w:lang w:val="en_US" w:bidi="en_US"/>
+        </w:rPr>
+      </w:r>
+    </w:p>
+    <w:p>
+      <w:pPr/>
+      <w:r>
+        <w:rPr>
+          <w:lang w:val="en_US" w:bidi="en_US"/>
+        </w:rPr>
+      </w:r>
+      <w:r>
+        <w:rPr>
+          <w:b/>
+          <w:lang w:val="en_US" w:bidi="en_US"/>
+        </w:rPr>
+        <w:t>What do the leaders expect before giving a favorable judgment?</w:t>
+      </w:r>
+    </w:p>
+    <w:p>
+      <w:pPr/>
+      <w:r>
+        <w:rPr>
+          <w:lang w:val="en_US" w:bidi="en_US"/>
+        </w:rPr>
+      </w:r>
+      <w:r>
+        <w:rPr>
+          <w:lang w:val="en_US" w:bidi="en_US"/>
+        </w:rPr>
+        <w:t>The leaders will only judge favorably for those who give them bribes.</w:t>
+      </w:r>
+      <w:r>
+        <w:rPr>
+          <w:lang w:val="en_US" w:bidi="en_US"/>
+        </w:rPr>
+      </w:r>
+      <w:r>
+        <w:rPr>
+          <w:lang w:val="en_US" w:bidi="en_US"/>
+        </w:rPr>
+      </w:r>
+    </w:p>
+    <w:p>
+      <w:pPr/>
+      <w:r>
+        <w:rPr>
+          <w:lang w:val="en_US" w:bidi="en_US"/>
+        </w:rPr>
+      </w:r>
+    </w:p>
+    <w:p>
+      <w:pPr>
+        <w:pStyle w:val="Heading2"/>
+      </w:pPr>
+      <w:r>
+        <w:rPr>
+          <w:lang w:val="en_US" w:bidi="en_US"/>
+        </w:rPr>
+        <w:t>Micah 3:12 (#1)</w:t>
+      </w:r>
+      <w:r>
+        <w:rPr>
+          <w:lang w:val="en_US" w:bidi="en_US"/>
+        </w:rPr>
+      </w:r>
+    </w:p>
+    <w:p>
+      <w:pPr/>
+      <w:r>
+        <w:rPr>
+          <w:lang w:val="en_US" w:bidi="en_US"/>
+        </w:rPr>
+      </w:r>
+      <w:r>
+        <w:rPr>
+          <w:b/>
+          <w:lang w:val="en_US" w:bidi="en_US"/>
+        </w:rPr>
+        <w:t>What will happen to Jerusalem and the temple hill?</w:t>
+      </w:r>
+    </w:p>
+    <w:p>
+      <w:pPr/>
+      <w:r>
+        <w:rPr>
+          <w:lang w:val="en_US" w:bidi="en_US"/>
+        </w:rPr>
+      </w:r>
+      <w:r>
+        <w:rPr>
+          <w:lang w:val="en_US" w:bidi="en_US"/>
+        </w:rPr>
+        <w:t>Jerusalem will be leveled and become a pile of rubble, and the temple hill will become an overgrown forest.</w:t>
+      </w:r>
+      <w:r>
+        <w:rPr>
+          <w:lang w:val="en_US" w:bidi="en_US"/>
+        </w:rPr>
+      </w:r>
+      <w:r>
+        <w:rPr>
+          <w:lang w:val="en_US" w:bidi="en_US"/>
+        </w:rPr>
+      </w:r>
+    </w:p>
+    <w:p>
+      <w:pPr/>
+      <w:r>
+        <w:rPr>
+          <w:lang w:val="en_US" w:bidi="en_US"/>
+        </w:rPr>
+      </w:r>
+    </w:p>
+    <w:p>
+      <w:pPr>
+        <w:pStyle w:val="Heading2"/>
+      </w:pPr>
+      <w:r>
+        <w:rPr>
+          <w:lang w:val="en_US" w:bidi="en_US"/>
+        </w:rPr>
+        <w:t>Micah 4:1 (#1)</w:t>
+      </w:r>
+      <w:r>
+        <w:rPr>
+          <w:lang w:val="en_US" w:bidi="en_US"/>
+        </w:rPr>
+      </w:r>
+    </w:p>
+    <w:p>
+      <w:pPr/>
+      <w:r>
+        <w:rPr>
+          <w:lang w:val="en_US" w:bidi="en_US"/>
+        </w:rPr>
+      </w:r>
+      <w:r>
+        <w:rPr>
+          <w:b/>
+          <w:lang w:val="en_US" w:bidi="en_US"/>
+        </w:rPr>
+        <w:t>What will happen in the last days?</w:t>
+      </w:r>
+    </w:p>
+    <w:p>
+      <w:pPr/>
+      <w:r>
+        <w:rPr>
+          <w:lang w:val="en_US" w:bidi="en_US"/>
+        </w:rPr>
+      </w:r>
+      <w:r>
+        <w:rPr>
+          <w:lang w:val="en_US" w:bidi="en_US"/>
+        </w:rPr>
+        <w:t>In the last days, the mountain where Yahweh’s temple stands will become more important than all the other mountains.</w:t>
+      </w:r>
+      <w:r>
+        <w:rPr>
+          <w:lang w:val="en_US" w:bidi="en_US"/>
+        </w:rPr>
+      </w:r>
+      <w:r>
+        <w:rPr>
+          <w:lang w:val="en_US" w:bidi="en_US"/>
+        </w:rPr>
+      </w:r>
+    </w:p>
+    <w:p>
+      <w:pPr/>
+      <w:r>
+        <w:rPr>
+          <w:lang w:val="en_US" w:bidi="en_US"/>
+        </w:rPr>
+      </w:r>
+    </w:p>
+    <w:p>
+      <w:pPr>
+        <w:pStyle w:val="Heading2"/>
+      </w:pPr>
+      <w:r>
+        <w:rPr>
+          <w:lang w:val="en_US" w:bidi="en_US"/>
+        </w:rPr>
+        <w:t>Micah 4:2 (#1)</w:t>
+      </w:r>
+      <w:r>
+        <w:rPr>
+          <w:lang w:val="en_US" w:bidi="en_US"/>
+        </w:rPr>
+      </w:r>
+    </w:p>
+    <w:p>
+      <w:pPr/>
+      <w:r>
+        <w:rPr>
+          <w:lang w:val="en_US" w:bidi="en_US"/>
+        </w:rPr>
+      </w:r>
+      <w:r>
+        <w:rPr>
+          <w:b/>
+          <w:lang w:val="en_US" w:bidi="en_US"/>
+        </w:rPr>
         <w:t>Why will many nations want to go to the mountain of Yahweh?</w:t>
       </w:r>
     </w:p>
@@ -1353,7 +2865,7 @@
         <w:rPr>
           <w:lang w:val="en_US" w:bidi="en_US"/>
         </w:rPr>
-        <w:t>Many nations will want to go to the mountain of Yahweh, so he will teach them his ways, and they will walk in his paths.</w:t>
+        <w:t>Many nations will want to go to the mountain of Yahweh to learn about how he wants them to live.</w:t>
       </w:r>
       <w:r>
         <w:rPr>
@@ -1382,7 +2894,7 @@
         <w:rPr>
           <w:lang w:val="en_US" w:bidi="en_US"/>
         </w:rPr>
-        <w:t>Micah 4:5</w:t>
+        <w:t>Micah 4:3 (#1)</w:t>
       </w:r>
       <w:r>
         <w:rPr>
@@ -1402,21 +2914,21 @@
           <w:b/>
           <w:lang w:val="en_US" w:bidi="en_US"/>
         </w:rPr>
-        <w:t>In what do all the peoples walk?</w:t>
-      </w:r>
-    </w:p>
-    <w:p>
-      <w:pPr/>
-      <w:r>
-        <w:rPr>
-          <w:lang w:val="en_US" w:bidi="en_US"/>
-        </w:rPr>
-      </w:r>
-      <w:r>
-        <w:rPr>
-          <w:lang w:val="en_US" w:bidi="en_US"/>
-        </w:rPr>
-        <w:t>All the peoples walk in the name of their god.</w:t>
+        <w:t>What will the nations make from their swords and spears?</w:t>
+      </w:r>
+    </w:p>
+    <w:p>
+      <w:pPr/>
+      <w:r>
+        <w:rPr>
+          <w:lang w:val="en_US" w:bidi="en_US"/>
+        </w:rPr>
+      </w:r>
+      <w:r>
+        <w:rPr>
+          <w:lang w:val="en_US" w:bidi="en_US"/>
+        </w:rPr>
+        <w:t>The nations will make farming tools from their weapons of war.</w:t>
       </w:r>
       <w:r>
         <w:rPr>
@@ -1445,7 +2957,7 @@
         <w:rPr>
           <w:lang w:val="en_US" w:bidi="en_US"/>
         </w:rPr>
-        <w:t>Micah 4:6</w:t>
+        <w:t>Micah 4:4 (#1)</w:t>
       </w:r>
       <w:r>
         <w:rPr>
@@ -1465,21 +2977,21 @@
           <w:b/>
           <w:lang w:val="en_US" w:bidi="en_US"/>
         </w:rPr>
-        <w:t>Whom will Yahweh assemble?</w:t>
-      </w:r>
-    </w:p>
-    <w:p>
-      <w:pPr/>
-      <w:r>
-        <w:rPr>
-          <w:lang w:val="en_US" w:bidi="en_US"/>
-        </w:rPr>
-      </w:r>
-      <w:r>
-        <w:rPr>
-          <w:lang w:val="en_US" w:bidi="en_US"/>
-        </w:rPr>
-        <w:t>Yahweh will assemble the lame and gather the outcast, those whom he had afflicted.</w:t>
+        <w:t>Where will each person sit after Yahweh brings peace?</w:t>
+      </w:r>
+    </w:p>
+    <w:p>
+      <w:pPr/>
+      <w:r>
+        <w:rPr>
+          <w:lang w:val="en_US" w:bidi="en_US"/>
+        </w:rPr>
+      </w:r>
+      <w:r>
+        <w:rPr>
+          <w:lang w:val="en_US" w:bidi="en_US"/>
+        </w:rPr>
+        <w:t>Each person will sit under his own vine and under his own fig tree, and no one will make them afraid.</w:t>
       </w:r>
       <w:r>
         <w:rPr>
@@ -1508,7 +3020,7 @@
         <w:rPr>
           <w:lang w:val="en_US" w:bidi="en_US"/>
         </w:rPr>
-        <w:t>Micah 4:10</w:t>
+        <w:t>Micah 4:5 (#1)</w:t>
       </w:r>
       <w:r>
         <w:rPr>
@@ -1528,21 +3040,21 @@
           <w:b/>
           <w:lang w:val="en_US" w:bidi="en_US"/>
         </w:rPr>
-        <w:t>Where will the daughter of Zion be rescued?</w:t>
-      </w:r>
-    </w:p>
-    <w:p>
-      <w:pPr/>
-      <w:r>
-        <w:rPr>
-          <w:lang w:val="en_US" w:bidi="en_US"/>
-        </w:rPr>
-      </w:r>
-      <w:r>
-        <w:rPr>
-          <w:lang w:val="en_US" w:bidi="en_US"/>
-        </w:rPr>
-        <w:t>The daughter of Zion will be rescued in Babylon.</w:t>
+        <w:t>Who the other people groups obey?</w:t>
+      </w:r>
+    </w:p>
+    <w:p>
+      <w:pPr/>
+      <w:r>
+        <w:rPr>
+          <w:lang w:val="en_US" w:bidi="en_US"/>
+        </w:rPr>
+      </w:r>
+      <w:r>
+        <w:rPr>
+          <w:lang w:val="en_US" w:bidi="en_US"/>
+        </w:rPr>
+        <w:t>The other people groups obey their own false gods.</w:t>
       </w:r>
       <w:r>
         <w:rPr>
@@ -1571,7 +3083,7 @@
         <w:rPr>
           <w:lang w:val="en_US" w:bidi="en_US"/>
         </w:rPr>
-        <w:t>Micah 4:12</w:t>
+        <w:t>Micah 4:6 (#1)</w:t>
       </w:r>
       <w:r>
         <w:rPr>
@@ -1591,21 +3103,21 @@
           <w:b/>
           <w:lang w:val="en_US" w:bidi="en_US"/>
         </w:rPr>
-        <w:t>According to the prophet, who does not know Yahweh’s thoughts?</w:t>
-      </w:r>
-    </w:p>
-    <w:p>
-      <w:pPr/>
-      <w:r>
-        <w:rPr>
-          <w:lang w:val="en_US" w:bidi="en_US"/>
-        </w:rPr>
-      </w:r>
-      <w:r>
-        <w:rPr>
-          <w:lang w:val="en_US" w:bidi="en_US"/>
-        </w:rPr>
-        <w:t>The nations do not know Yahweh’s thoughts</w:t>
+        <w:t>Whom will Yahweh gather?</w:t>
+      </w:r>
+    </w:p>
+    <w:p>
+      <w:pPr/>
+      <w:r>
+        <w:rPr>
+          <w:lang w:val="en_US" w:bidi="en_US"/>
+        </w:rPr>
+      </w:r>
+      <w:r>
+        <w:rPr>
+          <w:lang w:val="en_US" w:bidi="en_US"/>
+        </w:rPr>
+        <w:t>Yahweh will gather all those whom he had caused to suffer.</w:t>
       </w:r>
       <w:r>
         <w:rPr>
@@ -1634,7 +3146,7 @@
         <w:rPr>
           <w:lang w:val="en_US" w:bidi="en_US"/>
         </w:rPr>
-        <w:t>Micah 4:13</w:t>
+        <w:t>Micah 4:7 (#1)</w:t>
       </w:r>
       <w:r>
         <w:rPr>
@@ -1654,21 +3166,21 @@
           <w:b/>
           <w:lang w:val="en_US" w:bidi="en_US"/>
         </w:rPr>
-        <w:t>To whom will Yahweh devote many peoples’ unjust wealth?</w:t>
-      </w:r>
-    </w:p>
-    <w:p>
-      <w:pPr/>
-      <w:r>
-        <w:rPr>
-          <w:lang w:val="en_US" w:bidi="en_US"/>
-        </w:rPr>
-      </w:r>
-      <w:r>
-        <w:rPr>
-          <w:lang w:val="en_US" w:bidi="en_US"/>
-        </w:rPr>
-        <w:t>Yahweh will devote their unjust wealth to himself.</w:t>
+        <w:t>Where will Yahweh reign over his people forever?</w:t>
+      </w:r>
+    </w:p>
+    <w:p>
+      <w:pPr/>
+      <w:r>
+        <w:rPr>
+          <w:lang w:val="en_US" w:bidi="en_US"/>
+        </w:rPr>
+      </w:r>
+      <w:r>
+        <w:rPr>
+          <w:lang w:val="en_US" w:bidi="en_US"/>
+        </w:rPr>
+        <w:t>Yahweh will reign over them forever on Mount Zion.</w:t>
       </w:r>
       <w:r>
         <w:rPr>
@@ -1697,7 +3209,7 @@
         <w:rPr>
           <w:lang w:val="en_US" w:bidi="en_US"/>
         </w:rPr>
-        <w:t>Micah 5:1</w:t>
+        <w:t>Micah 4:8 (#1)</w:t>
       </w:r>
       <w:r>
         <w:rPr>
@@ -1717,21 +3229,21 @@
           <w:b/>
           <w:lang w:val="en_US" w:bidi="en_US"/>
         </w:rPr>
-        <w:t>With what will the enemy strike the leader of Israel?</w:t>
-      </w:r>
-    </w:p>
-    <w:p>
-      <w:pPr/>
-      <w:r>
-        <w:rPr>
-          <w:lang w:val="en_US" w:bidi="en_US"/>
-        </w:rPr>
-      </w:r>
-      <w:r>
-        <w:rPr>
-          <w:lang w:val="en_US" w:bidi="en_US"/>
-        </w:rPr>
-        <w:t>They will strike the leader of Israel with a rod on the cheek.</w:t>
+        <w:t>What will come back to Jerusalem?</w:t>
+      </w:r>
+    </w:p>
+    <w:p>
+      <w:pPr/>
+      <w:r>
+        <w:rPr>
+          <w:lang w:val="en_US" w:bidi="en_US"/>
+        </w:rPr>
+      </w:r>
+      <w:r>
+        <w:rPr>
+          <w:lang w:val="en_US" w:bidi="en_US"/>
+        </w:rPr>
+        <w:t>The former authority will come back and the kingdom will once again be centered in Jerusalem.</w:t>
       </w:r>
       <w:r>
         <w:rPr>
@@ -1760,7 +3272,7 @@
         <w:rPr>
           <w:lang w:val="en_US" w:bidi="en_US"/>
         </w:rPr>
-        <w:t>Micah 5:3</w:t>
+        <w:t>Micah 4:9 (#1)</w:t>
       </w:r>
       <w:r>
         <w:rPr>
@@ -1780,21 +3292,21 @@
           <w:b/>
           <w:lang w:val="en_US" w:bidi="en_US"/>
         </w:rPr>
-        <w:t>For how long will God give up the clans of Judah?</w:t>
-      </w:r>
-    </w:p>
-    <w:p>
-      <w:pPr/>
-      <w:r>
-        <w:rPr>
-          <w:lang w:val="en_US" w:bidi="en_US"/>
-        </w:rPr>
-      </w:r>
-      <w:r>
-        <w:rPr>
-          <w:lang w:val="en_US" w:bidi="en_US"/>
-        </w:rPr>
-        <w:t>God will give them up, until the time when she who was in labor bears a child.</w:t>
+        <w:t>To what does the prophet compare the pain Jerusalem is experiencing?</w:t>
+      </w:r>
+    </w:p>
+    <w:p>
+      <w:pPr/>
+      <w:r>
+        <w:rPr>
+          <w:lang w:val="en_US" w:bidi="en_US"/>
+        </w:rPr>
+      </w:r>
+      <w:r>
+        <w:rPr>
+          <w:lang w:val="en_US" w:bidi="en_US"/>
+        </w:rPr>
+        <w:t>They are experiencing pain like a woman giving birth.</w:t>
       </w:r>
       <w:r>
         <w:rPr>
@@ -1823,7 +3335,7 @@
         <w:rPr>
           <w:lang w:val="en_US" w:bidi="en_US"/>
         </w:rPr>
-        <w:t>Micah 5:4</w:t>
+        <w:t>Micah 4:10 (#1)</w:t>
       </w:r>
       <w:r>
         <w:rPr>
@@ -1843,6 +3355,447 @@
           <w:b/>
           <w:lang w:val="en_US" w:bidi="en_US"/>
         </w:rPr>
+        <w:t>Where will the people of Jerusalem be rescued?</w:t>
+      </w:r>
+    </w:p>
+    <w:p>
+      <w:pPr/>
+      <w:r>
+        <w:rPr>
+          <w:lang w:val="en_US" w:bidi="en_US"/>
+        </w:rPr>
+      </w:r>
+      <w:r>
+        <w:rPr>
+          <w:lang w:val="en_US" w:bidi="en_US"/>
+        </w:rPr>
+        <w:t>The people of Jerusalem will be rescued in Babylon.</w:t>
+      </w:r>
+      <w:r>
+        <w:rPr>
+          <w:lang w:val="en_US" w:bidi="en_US"/>
+        </w:rPr>
+      </w:r>
+      <w:r>
+        <w:rPr>
+          <w:lang w:val="en_US" w:bidi="en_US"/>
+        </w:rPr>
+      </w:r>
+    </w:p>
+    <w:p>
+      <w:pPr/>
+      <w:r>
+        <w:rPr>
+          <w:lang w:val="en_US" w:bidi="en_US"/>
+        </w:rPr>
+      </w:r>
+    </w:p>
+    <w:p>
+      <w:pPr>
+        <w:pStyle w:val="Heading2"/>
+      </w:pPr>
+      <w:r>
+        <w:rPr>
+          <w:lang w:val="en_US" w:bidi="en_US"/>
+        </w:rPr>
+        <w:t>Micah 4:11 (#1)</w:t>
+      </w:r>
+      <w:r>
+        <w:rPr>
+          <w:lang w:val="en_US" w:bidi="en_US"/>
+        </w:rPr>
+      </w:r>
+    </w:p>
+    <w:p>
+      <w:pPr/>
+      <w:r>
+        <w:rPr>
+          <w:lang w:val="en_US" w:bidi="en_US"/>
+        </w:rPr>
+      </w:r>
+      <w:r>
+        <w:rPr>
+          <w:b/>
+          <w:lang w:val="en_US" w:bidi="en_US"/>
+        </w:rPr>
+        <w:t>What do the nations gathered against Zion say they want to do?</w:t>
+      </w:r>
+    </w:p>
+    <w:p>
+      <w:pPr/>
+      <w:r>
+        <w:rPr>
+          <w:lang w:val="en_US" w:bidi="en_US"/>
+        </w:rPr>
+      </w:r>
+      <w:r>
+        <w:rPr>
+          <w:lang w:val="en_US" w:bidi="en_US"/>
+        </w:rPr>
+        <w:t>They say they want to destroy the city and see the ruins of Zion.</w:t>
+      </w:r>
+      <w:r>
+        <w:rPr>
+          <w:lang w:val="en_US" w:bidi="en_US"/>
+        </w:rPr>
+      </w:r>
+      <w:r>
+        <w:rPr>
+          <w:lang w:val="en_US" w:bidi="en_US"/>
+        </w:rPr>
+      </w:r>
+    </w:p>
+    <w:p>
+      <w:pPr/>
+      <w:r>
+        <w:rPr>
+          <w:lang w:val="en_US" w:bidi="en_US"/>
+        </w:rPr>
+      </w:r>
+    </w:p>
+    <w:p>
+      <w:pPr>
+        <w:pStyle w:val="Heading2"/>
+      </w:pPr>
+      <w:r>
+        <w:rPr>
+          <w:lang w:val="en_US" w:bidi="en_US"/>
+        </w:rPr>
+        <w:t>Micah 4:12 (#1)</w:t>
+      </w:r>
+      <w:r>
+        <w:rPr>
+          <w:lang w:val="en_US" w:bidi="en_US"/>
+        </w:rPr>
+      </w:r>
+    </w:p>
+    <w:p>
+      <w:pPr/>
+      <w:r>
+        <w:rPr>
+          <w:lang w:val="en_US" w:bidi="en_US"/>
+        </w:rPr>
+      </w:r>
+      <w:r>
+        <w:rPr>
+          <w:b/>
+          <w:lang w:val="en_US" w:bidi="en_US"/>
+        </w:rPr>
+        <w:t>Who does not know Yahweh’s thoughts?</w:t>
+      </w:r>
+    </w:p>
+    <w:p>
+      <w:pPr/>
+      <w:r>
+        <w:rPr>
+          <w:lang w:val="en_US" w:bidi="en_US"/>
+        </w:rPr>
+      </w:r>
+      <w:r>
+        <w:rPr>
+          <w:lang w:val="en_US" w:bidi="en_US"/>
+        </w:rPr>
+        <w:t>The nations do not know Yahweh’s thoughts.</w:t>
+      </w:r>
+      <w:r>
+        <w:rPr>
+          <w:lang w:val="en_US" w:bidi="en_US"/>
+        </w:rPr>
+      </w:r>
+      <w:r>
+        <w:rPr>
+          <w:lang w:val="en_US" w:bidi="en_US"/>
+        </w:rPr>
+      </w:r>
+    </w:p>
+    <w:p>
+      <w:pPr/>
+      <w:r>
+        <w:rPr>
+          <w:lang w:val="en_US" w:bidi="en_US"/>
+        </w:rPr>
+      </w:r>
+    </w:p>
+    <w:p>
+      <w:pPr>
+        <w:pStyle w:val="Heading2"/>
+      </w:pPr>
+      <w:r>
+        <w:rPr>
+          <w:lang w:val="en_US" w:bidi="en_US"/>
+        </w:rPr>
+        <w:t>Micah 4:13 (#1)</w:t>
+      </w:r>
+      <w:r>
+        <w:rPr>
+          <w:lang w:val="en_US" w:bidi="en_US"/>
+        </w:rPr>
+      </w:r>
+    </w:p>
+    <w:p>
+      <w:pPr/>
+      <w:r>
+        <w:rPr>
+          <w:lang w:val="en_US" w:bidi="en_US"/>
+        </w:rPr>
+      </w:r>
+      <w:r>
+        <w:rPr>
+          <w:b/>
+          <w:lang w:val="en_US" w:bidi="en_US"/>
+        </w:rPr>
+        <w:t>To whom will the people of Jerusalem devote the wealth of many peoples?</w:t>
+      </w:r>
+    </w:p>
+    <w:p>
+      <w:pPr/>
+      <w:r>
+        <w:rPr>
+          <w:lang w:val="en_US" w:bidi="en_US"/>
+        </w:rPr>
+      </w:r>
+      <w:r>
+        <w:rPr>
+          <w:lang w:val="en_US" w:bidi="en_US"/>
+        </w:rPr>
+        <w:t>They will devote the wealth of many peoples to Yahweh.</w:t>
+      </w:r>
+      <w:r>
+        <w:rPr>
+          <w:lang w:val="en_US" w:bidi="en_US"/>
+        </w:rPr>
+      </w:r>
+      <w:r>
+        <w:rPr>
+          <w:lang w:val="en_US" w:bidi="en_US"/>
+        </w:rPr>
+      </w:r>
+    </w:p>
+    <w:p>
+      <w:pPr/>
+      <w:r>
+        <w:rPr>
+          <w:lang w:val="en_US" w:bidi="en_US"/>
+        </w:rPr>
+      </w:r>
+    </w:p>
+    <w:p>
+      <w:pPr>
+        <w:pStyle w:val="Heading2"/>
+      </w:pPr>
+      <w:r>
+        <w:rPr>
+          <w:lang w:val="en_US" w:bidi="en_US"/>
+        </w:rPr>
+        <w:t>Micah 5:1 (#1)</w:t>
+      </w:r>
+      <w:r>
+        <w:rPr>
+          <w:lang w:val="en_US" w:bidi="en_US"/>
+        </w:rPr>
+      </w:r>
+    </w:p>
+    <w:p>
+      <w:pPr/>
+      <w:r>
+        <w:rPr>
+          <w:lang w:val="en_US" w:bidi="en_US"/>
+        </w:rPr>
+      </w:r>
+      <w:r>
+        <w:rPr>
+          <w:b/>
+          <w:lang w:val="en_US" w:bidi="en_US"/>
+        </w:rPr>
+        <w:t>With has the enemy done to Jerusalem?</w:t>
+      </w:r>
+    </w:p>
+    <w:p>
+      <w:pPr/>
+      <w:r>
+        <w:rPr>
+          <w:lang w:val="en_US" w:bidi="en_US"/>
+        </w:rPr>
+      </w:r>
+      <w:r>
+        <w:rPr>
+          <w:lang w:val="en_US" w:bidi="en_US"/>
+        </w:rPr>
+        <w:t>The enemy has surrounded the city and laid siege to it.</w:t>
+      </w:r>
+      <w:r>
+        <w:rPr>
+          <w:lang w:val="en_US" w:bidi="en_US"/>
+        </w:rPr>
+      </w:r>
+      <w:r>
+        <w:rPr>
+          <w:lang w:val="en_US" w:bidi="en_US"/>
+        </w:rPr>
+      </w:r>
+    </w:p>
+    <w:p>
+      <w:pPr/>
+      <w:r>
+        <w:rPr>
+          <w:lang w:val="en_US" w:bidi="en_US"/>
+        </w:rPr>
+      </w:r>
+    </w:p>
+    <w:p>
+      <w:pPr>
+        <w:pStyle w:val="Heading2"/>
+      </w:pPr>
+      <w:r>
+        <w:rPr>
+          <w:lang w:val="en_US" w:bidi="en_US"/>
+        </w:rPr>
+        <w:t>Micah 5:2 (#1)</w:t>
+      </w:r>
+      <w:r>
+        <w:rPr>
+          <w:lang w:val="en_US" w:bidi="en_US"/>
+        </w:rPr>
+      </w:r>
+    </w:p>
+    <w:p>
+      <w:pPr/>
+      <w:r>
+        <w:rPr>
+          <w:lang w:val="en_US" w:bidi="en_US"/>
+        </w:rPr>
+      </w:r>
+      <w:r>
+        <w:rPr>
+          <w:b/>
+          <w:lang w:val="en_US" w:bidi="en_US"/>
+        </w:rPr>
+        <w:t>From where will one come to be a ruler in Israel?</w:t>
+      </w:r>
+    </w:p>
+    <w:p>
+      <w:pPr/>
+      <w:r>
+        <w:rPr>
+          <w:lang w:val="en_US" w:bidi="en_US"/>
+        </w:rPr>
+      </w:r>
+      <w:r>
+        <w:rPr>
+          <w:lang w:val="en_US" w:bidi="en_US"/>
+        </w:rPr>
+        <w:t>One who will be a ruler in Israel will come from Bethlehem Ephrathah.</w:t>
+      </w:r>
+      <w:r>
+        <w:rPr>
+          <w:lang w:val="en_US" w:bidi="en_US"/>
+        </w:rPr>
+      </w:r>
+      <w:r>
+        <w:rPr>
+          <w:lang w:val="en_US" w:bidi="en_US"/>
+        </w:rPr>
+      </w:r>
+    </w:p>
+    <w:p>
+      <w:pPr/>
+      <w:r>
+        <w:rPr>
+          <w:lang w:val="en_US" w:bidi="en_US"/>
+        </w:rPr>
+      </w:r>
+    </w:p>
+    <w:p>
+      <w:pPr>
+        <w:pStyle w:val="Heading2"/>
+      </w:pPr>
+      <w:r>
+        <w:rPr>
+          <w:lang w:val="en_US" w:bidi="en_US"/>
+        </w:rPr>
+        <w:t>Micah 5:3 (#1)</w:t>
+      </w:r>
+      <w:r>
+        <w:rPr>
+          <w:lang w:val="en_US" w:bidi="en_US"/>
+        </w:rPr>
+      </w:r>
+    </w:p>
+    <w:p>
+      <w:pPr/>
+      <w:r>
+        <w:rPr>
+          <w:lang w:val="en_US" w:bidi="en_US"/>
+        </w:rPr>
+      </w:r>
+      <w:r>
+        <w:rPr>
+          <w:b/>
+          <w:lang w:val="en_US" w:bidi="en_US"/>
+        </w:rPr>
+        <w:t>For how long will God allow the people of Israel to be conquered by their enemies?</w:t>
+      </w:r>
+    </w:p>
+    <w:p>
+      <w:pPr/>
+      <w:r>
+        <w:rPr>
+          <w:lang w:val="en_US" w:bidi="en_US"/>
+        </w:rPr>
+      </w:r>
+      <w:r>
+        <w:rPr>
+          <w:lang w:val="en_US" w:bidi="en_US"/>
+        </w:rPr>
+        <w:t>God will allow their enemies to conquer them until the time when the woman gives birth to her child.</w:t>
+      </w:r>
+      <w:r>
+        <w:rPr>
+          <w:lang w:val="en_US" w:bidi="en_US"/>
+        </w:rPr>
+      </w:r>
+      <w:r>
+        <w:rPr>
+          <w:lang w:val="en_US" w:bidi="en_US"/>
+        </w:rPr>
+      </w:r>
+    </w:p>
+    <w:p>
+      <w:pPr/>
+      <w:r>
+        <w:rPr>
+          <w:lang w:val="en_US" w:bidi="en_US"/>
+        </w:rPr>
+      </w:r>
+    </w:p>
+    <w:p>
+      <w:pPr>
+        <w:pStyle w:val="Heading2"/>
+      </w:pPr>
+      <w:r>
+        <w:rPr>
+          <w:lang w:val="en_US" w:bidi="en_US"/>
+        </w:rPr>
+        <w:t>Micah 5:4 (#1)</w:t>
+      </w:r>
+      <w:r>
+        <w:rPr>
+          <w:lang w:val="en_US" w:bidi="en_US"/>
+        </w:rPr>
+      </w:r>
+    </w:p>
+    <w:p>
+      <w:pPr/>
+      <w:r>
+        <w:rPr>
+          <w:lang w:val="en_US" w:bidi="en_US"/>
+        </w:rPr>
+      </w:r>
+      <w:r>
+        <w:rPr>
+          <w:b/>
+          <w:lang w:val="en_US" w:bidi="en_US"/>
+        </w:rPr>
         <w:t>Who will shepherd his flock in the strength of Yahweh?</w:t>
       </w:r>
     </w:p>
@@ -1857,7 +3810,7 @@
         <w:rPr>
           <w:lang w:val="en_US" w:bidi="en_US"/>
         </w:rPr>
-        <w:t>The child will shepherd his flock in the strength of Yahweh.</w:t>
+        <w:t>The ruler will shepherd his flock in the strength of Yahweh.</w:t>
       </w:r>
       <w:r>
         <w:rPr>
@@ -1886,7 +3839,7 @@
         <w:rPr>
           <w:lang w:val="en_US" w:bidi="en_US"/>
         </w:rPr>
-        <w:t>Micah 5:7</w:t>
+        <w:t>Micah 5:5 (#1)</w:t>
       </w:r>
       <w:r>
         <w:rPr>
@@ -1906,21 +3859,21 @@
           <w:b/>
           <w:lang w:val="en_US" w:bidi="en_US"/>
         </w:rPr>
-        <w:t>For what do the remnant of Jacob not wait?</w:t>
-      </w:r>
-    </w:p>
-    <w:p>
-      <w:pPr/>
-      <w:r>
-        <w:rPr>
-          <w:lang w:val="en_US" w:bidi="en_US"/>
-        </w:rPr>
-      </w:r>
-      <w:r>
-        <w:rPr>
-          <w:lang w:val="en_US" w:bidi="en_US"/>
-        </w:rPr>
-        <w:t>The remnant of Jacob do not wait for man.</w:t>
+        <w:t>What will Assyria do when they come into the land?</w:t>
+      </w:r>
+    </w:p>
+    <w:p>
+      <w:pPr/>
+      <w:r>
+        <w:rPr>
+          <w:lang w:val="en_US" w:bidi="en_US"/>
+        </w:rPr>
+      </w:r>
+      <w:r>
+        <w:rPr>
+          <w:lang w:val="en_US" w:bidi="en_US"/>
+        </w:rPr>
+        <w:t>Assyria will attack and break through their fortresses.</w:t>
       </w:r>
       <w:r>
         <w:rPr>
@@ -1949,7 +3902,7 @@
         <w:rPr>
           <w:lang w:val="en_US" w:bidi="en_US"/>
         </w:rPr>
-        <w:t>Micah 5:9</w:t>
+        <w:t>Micah 5:6 (#1)</w:t>
       </w:r>
       <w:r>
         <w:rPr>
@@ -1969,21 +3922,21 @@
           <w:b/>
           <w:lang w:val="en_US" w:bidi="en_US"/>
         </w:rPr>
-        <w:t>What will happen when the Israelites’ hand will be lifted against their enemies?</w:t>
-      </w:r>
-    </w:p>
-    <w:p>
-      <w:pPr/>
-      <w:r>
-        <w:rPr>
-          <w:lang w:val="en_US" w:bidi="en_US"/>
-        </w:rPr>
-      </w:r>
-      <w:r>
-        <w:rPr>
-          <w:lang w:val="en_US" w:bidi="en_US"/>
-        </w:rPr>
-        <w:t>When the Israelites’ hand is lifted against their enemies, it will destroy them.</w:t>
+        <w:t>Who will rescue the people from Assyria?</w:t>
+      </w:r>
+    </w:p>
+    <w:p>
+      <w:pPr/>
+      <w:r>
+        <w:rPr>
+          <w:lang w:val="en_US" w:bidi="en_US"/>
+        </w:rPr>
+      </w:r>
+      <w:r>
+        <w:rPr>
+          <w:lang w:val="en_US" w:bidi="en_US"/>
+        </w:rPr>
+        <w:t>The promised ruler will rescue them from Assyria when they invade the land.</w:t>
       </w:r>
       <w:r>
         <w:rPr>
@@ -2012,7 +3965,7 @@
         <w:rPr>
           <w:lang w:val="en_US" w:bidi="en_US"/>
         </w:rPr>
-        <w:t>Micah 5:15</w:t>
+        <w:t>Micah 5:7 (#1)</w:t>
       </w:r>
       <w:r>
         <w:rPr>
@@ -2032,21 +3985,21 @@
           <w:b/>
           <w:lang w:val="en_US" w:bidi="en_US"/>
         </w:rPr>
-        <w:t>On whom will Yahweh execute vengeance?</w:t>
-      </w:r>
-    </w:p>
-    <w:p>
-      <w:pPr/>
-      <w:r>
-        <w:rPr>
-          <w:lang w:val="en_US" w:bidi="en_US"/>
-        </w:rPr>
-      </w:r>
-      <w:r>
-        <w:rPr>
-          <w:lang w:val="en_US" w:bidi="en_US"/>
-        </w:rPr>
-        <w:t>Yahweh will execute vengeance on the nations that have not listened.</w:t>
+        <w:t>How is the remnant of Israel like the dew on the grass?</w:t>
+      </w:r>
+    </w:p>
+    <w:p>
+      <w:pPr/>
+      <w:r>
+        <w:rPr>
+          <w:lang w:val="en_US" w:bidi="en_US"/>
+        </w:rPr>
+      </w:r>
+      <w:r>
+        <w:rPr>
+          <w:lang w:val="en_US" w:bidi="en_US"/>
+        </w:rPr>
+        <w:t>Just like Yahweh sends the dew and the rain to make things grow, so the remnant is completely dependent on Yahweh to make them a blessing to other peoples.</w:t>
       </w:r>
       <w:r>
         <w:rPr>
@@ -2075,7 +4028,7 @@
         <w:rPr>
           <w:lang w:val="en_US" w:bidi="en_US"/>
         </w:rPr>
-        <w:t>Micah 6:2</w:t>
+        <w:t>Micah 5:8 (#1)</w:t>
       </w:r>
       <w:r>
         <w:rPr>
@@ -2095,6 +4048,573 @@
           <w:b/>
           <w:lang w:val="en_US" w:bidi="en_US"/>
         </w:rPr>
+        <w:t>What is the remnant of Jacob compared to among the nations?</w:t>
+      </w:r>
+    </w:p>
+    <w:p>
+      <w:pPr/>
+      <w:r>
+        <w:rPr>
+          <w:lang w:val="en_US" w:bidi="en_US"/>
+        </w:rPr>
+      </w:r>
+      <w:r>
+        <w:rPr>
+          <w:lang w:val="en_US" w:bidi="en_US"/>
+        </w:rPr>
+        <w:t>The remnant of Jacob is compared to a lion attacking a flock of sheep.</w:t>
+      </w:r>
+      <w:r>
+        <w:rPr>
+          <w:lang w:val="en_US" w:bidi="en_US"/>
+        </w:rPr>
+      </w:r>
+      <w:r>
+        <w:rPr>
+          <w:lang w:val="en_US" w:bidi="en_US"/>
+        </w:rPr>
+      </w:r>
+    </w:p>
+    <w:p>
+      <w:pPr/>
+      <w:r>
+        <w:rPr>
+          <w:lang w:val="en_US" w:bidi="en_US"/>
+        </w:rPr>
+      </w:r>
+    </w:p>
+    <w:p>
+      <w:pPr>
+        <w:pStyle w:val="Heading2"/>
+      </w:pPr>
+      <w:r>
+        <w:rPr>
+          <w:lang w:val="en_US" w:bidi="en_US"/>
+        </w:rPr>
+        <w:t>Micah 5:9 (#1)</w:t>
+      </w:r>
+      <w:r>
+        <w:rPr>
+          <w:lang w:val="en_US" w:bidi="en_US"/>
+        </w:rPr>
+      </w:r>
+    </w:p>
+    <w:p>
+      <w:pPr/>
+      <w:r>
+        <w:rPr>
+          <w:lang w:val="en_US" w:bidi="en_US"/>
+        </w:rPr>
+      </w:r>
+      <w:r>
+        <w:rPr>
+          <w:b/>
+          <w:lang w:val="en_US" w:bidi="en_US"/>
+        </w:rPr>
+        <w:t>What will happen when the hand of Yahweh rises against his enemies?</w:t>
+      </w:r>
+    </w:p>
+    <w:p>
+      <w:pPr/>
+      <w:r>
+        <w:rPr>
+          <w:lang w:val="en_US" w:bidi="en_US"/>
+        </w:rPr>
+      </w:r>
+      <w:r>
+        <w:rPr>
+          <w:lang w:val="en_US" w:bidi="en_US"/>
+        </w:rPr>
+        <w:t>Yahweh will destroy all of his enemies by the power of his hand.</w:t>
+      </w:r>
+      <w:r>
+        <w:rPr>
+          <w:lang w:val="en_US" w:bidi="en_US"/>
+        </w:rPr>
+      </w:r>
+      <w:r>
+        <w:rPr>
+          <w:lang w:val="en_US" w:bidi="en_US"/>
+        </w:rPr>
+      </w:r>
+    </w:p>
+    <w:p>
+      <w:pPr/>
+      <w:r>
+        <w:rPr>
+          <w:lang w:val="en_US" w:bidi="en_US"/>
+        </w:rPr>
+      </w:r>
+    </w:p>
+    <w:p>
+      <w:pPr>
+        <w:pStyle w:val="Heading2"/>
+      </w:pPr>
+      <w:r>
+        <w:rPr>
+          <w:lang w:val="en_US" w:bidi="en_US"/>
+        </w:rPr>
+        <w:t>Micah 5:10 (#1)</w:t>
+      </w:r>
+      <w:r>
+        <w:rPr>
+          <w:lang w:val="en_US" w:bidi="en_US"/>
+        </w:rPr>
+      </w:r>
+    </w:p>
+    <w:p>
+      <w:pPr/>
+      <w:r>
+        <w:rPr>
+          <w:lang w:val="en_US" w:bidi="en_US"/>
+        </w:rPr>
+      </w:r>
+      <w:r>
+        <w:rPr>
+          <w:b/>
+          <w:lang w:val="en_US" w:bidi="en_US"/>
+        </w:rPr>
+        <w:t>What did Yahweh say he would do to the horses and chariots?</w:t>
+      </w:r>
+    </w:p>
+    <w:p>
+      <w:pPr/>
+      <w:r>
+        <w:rPr>
+          <w:lang w:val="en_US" w:bidi="en_US"/>
+        </w:rPr>
+      </w:r>
+      <w:r>
+        <w:rPr>
+          <w:lang w:val="en_US" w:bidi="en_US"/>
+        </w:rPr>
+        <w:t>Yahweh said he would destroy the horses and the chariots.</w:t>
+      </w:r>
+      <w:r>
+        <w:rPr>
+          <w:lang w:val="en_US" w:bidi="en_US"/>
+        </w:rPr>
+      </w:r>
+      <w:r>
+        <w:rPr>
+          <w:lang w:val="en_US" w:bidi="en_US"/>
+        </w:rPr>
+      </w:r>
+    </w:p>
+    <w:p>
+      <w:pPr/>
+      <w:r>
+        <w:rPr>
+          <w:lang w:val="en_US" w:bidi="en_US"/>
+        </w:rPr>
+      </w:r>
+    </w:p>
+    <w:p>
+      <w:pPr>
+        <w:pStyle w:val="Heading2"/>
+      </w:pPr>
+      <w:r>
+        <w:rPr>
+          <w:lang w:val="en_US" w:bidi="en_US"/>
+        </w:rPr>
+        <w:t>Micah 5:11 (#1)</w:t>
+      </w:r>
+      <w:r>
+        <w:rPr>
+          <w:lang w:val="en_US" w:bidi="en_US"/>
+        </w:rPr>
+      </w:r>
+    </w:p>
+    <w:p>
+      <w:pPr/>
+      <w:r>
+        <w:rPr>
+          <w:lang w:val="en_US" w:bidi="en_US"/>
+        </w:rPr>
+      </w:r>
+      <w:r>
+        <w:rPr>
+          <w:b/>
+          <w:lang w:val="en_US" w:bidi="en_US"/>
+        </w:rPr>
+        <w:t>What did Yahweh say he would do to the cities and fortifications?</w:t>
+      </w:r>
+    </w:p>
+    <w:p>
+      <w:pPr/>
+      <w:r>
+        <w:rPr>
+          <w:lang w:val="en_US" w:bidi="en_US"/>
+        </w:rPr>
+      </w:r>
+      <w:r>
+        <w:rPr>
+          <w:lang w:val="en_US" w:bidi="en_US"/>
+        </w:rPr>
+        <w:t>Yahweh said he would destroy the cities and tear down all the fortifications.</w:t>
+      </w:r>
+      <w:r>
+        <w:rPr>
+          <w:lang w:val="en_US" w:bidi="en_US"/>
+        </w:rPr>
+      </w:r>
+      <w:r>
+        <w:rPr>
+          <w:lang w:val="en_US" w:bidi="en_US"/>
+        </w:rPr>
+      </w:r>
+    </w:p>
+    <w:p>
+      <w:pPr/>
+      <w:r>
+        <w:rPr>
+          <w:lang w:val="en_US" w:bidi="en_US"/>
+        </w:rPr>
+      </w:r>
+    </w:p>
+    <w:p>
+      <w:pPr>
+        <w:pStyle w:val="Heading2"/>
+      </w:pPr>
+      <w:r>
+        <w:rPr>
+          <w:lang w:val="en_US" w:bidi="en_US"/>
+        </w:rPr>
+        <w:t>Micah 5:12 (#1)</w:t>
+      </w:r>
+      <w:r>
+        <w:rPr>
+          <w:lang w:val="en_US" w:bidi="en_US"/>
+        </w:rPr>
+      </w:r>
+    </w:p>
+    <w:p>
+      <w:pPr/>
+      <w:r>
+        <w:rPr>
+          <w:lang w:val="en_US" w:bidi="en_US"/>
+        </w:rPr>
+      </w:r>
+      <w:r>
+        <w:rPr>
+          <w:b/>
+          <w:lang w:val="en_US" w:bidi="en_US"/>
+        </w:rPr>
+        <w:t>What did Yahweh say he would do about sorceries and soothsayers?</w:t>
+      </w:r>
+    </w:p>
+    <w:p>
+      <w:pPr/>
+      <w:r>
+        <w:rPr>
+          <w:lang w:val="en_US" w:bidi="en_US"/>
+        </w:rPr>
+      </w:r>
+      <w:r>
+        <w:rPr>
+          <w:lang w:val="en_US" w:bidi="en_US"/>
+        </w:rPr>
+        <w:t>Yahweh said he would stop their witchcraft and fortune telling.</w:t>
+      </w:r>
+      <w:r>
+        <w:rPr>
+          <w:lang w:val="en_US" w:bidi="en_US"/>
+        </w:rPr>
+      </w:r>
+      <w:r>
+        <w:rPr>
+          <w:lang w:val="en_US" w:bidi="en_US"/>
+        </w:rPr>
+      </w:r>
+    </w:p>
+    <w:p>
+      <w:pPr/>
+      <w:r>
+        <w:rPr>
+          <w:lang w:val="en_US" w:bidi="en_US"/>
+        </w:rPr>
+      </w:r>
+    </w:p>
+    <w:p>
+      <w:pPr>
+        <w:pStyle w:val="Heading2"/>
+      </w:pPr>
+      <w:r>
+        <w:rPr>
+          <w:lang w:val="en_US" w:bidi="en_US"/>
+        </w:rPr>
+        <w:t>Micah 5:13 (#1)</w:t>
+      </w:r>
+      <w:r>
+        <w:rPr>
+          <w:lang w:val="en_US" w:bidi="en_US"/>
+        </w:rPr>
+      </w:r>
+    </w:p>
+    <w:p>
+      <w:pPr/>
+      <w:r>
+        <w:rPr>
+          <w:lang w:val="en_US" w:bidi="en_US"/>
+        </w:rPr>
+      </w:r>
+      <w:r>
+        <w:rPr>
+          <w:b/>
+          <w:lang w:val="en_US" w:bidi="en_US"/>
+        </w:rPr>
+        <w:t>What did Yahweh say he would do to the idols and stone pillars?</w:t>
+      </w:r>
+    </w:p>
+    <w:p>
+      <w:pPr/>
+      <w:r>
+        <w:rPr>
+          <w:lang w:val="en_US" w:bidi="en_US"/>
+        </w:rPr>
+      </w:r>
+      <w:r>
+        <w:rPr>
+          <w:lang w:val="en_US" w:bidi="en_US"/>
+        </w:rPr>
+        <w:t>Yahweh said he would take away the idols and stone pillars, and the people would no longer worship what they made with their own hands.</w:t>
+      </w:r>
+      <w:r>
+        <w:rPr>
+          <w:lang w:val="en_US" w:bidi="en_US"/>
+        </w:rPr>
+      </w:r>
+      <w:r>
+        <w:rPr>
+          <w:lang w:val="en_US" w:bidi="en_US"/>
+        </w:rPr>
+      </w:r>
+    </w:p>
+    <w:p>
+      <w:pPr/>
+      <w:r>
+        <w:rPr>
+          <w:lang w:val="en_US" w:bidi="en_US"/>
+        </w:rPr>
+      </w:r>
+    </w:p>
+    <w:p>
+      <w:pPr>
+        <w:pStyle w:val="Heading2"/>
+      </w:pPr>
+      <w:r>
+        <w:rPr>
+          <w:lang w:val="en_US" w:bidi="en_US"/>
+        </w:rPr>
+        <w:t>Micah 5:14 (#1)</w:t>
+      </w:r>
+      <w:r>
+        <w:rPr>
+          <w:lang w:val="en_US" w:bidi="en_US"/>
+        </w:rPr>
+      </w:r>
+    </w:p>
+    <w:p>
+      <w:pPr/>
+      <w:r>
+        <w:rPr>
+          <w:lang w:val="en_US" w:bidi="en_US"/>
+        </w:rPr>
+      </w:r>
+      <w:r>
+        <w:rPr>
+          <w:b/>
+          <w:lang w:val="en_US" w:bidi="en_US"/>
+        </w:rPr>
+        <w:t>What did Yahweh say he would do to the Asherah poles and the cities?</w:t>
+      </w:r>
+    </w:p>
+    <w:p>
+      <w:pPr/>
+      <w:r>
+        <w:rPr>
+          <w:lang w:val="en_US" w:bidi="en_US"/>
+        </w:rPr>
+      </w:r>
+      <w:r>
+        <w:rPr>
+          <w:lang w:val="en_US" w:bidi="en_US"/>
+        </w:rPr>
+        <w:t>Yahweh said he would remove the Asherah poles and destroy the cities.</w:t>
+      </w:r>
+      <w:r>
+        <w:rPr>
+          <w:lang w:val="en_US" w:bidi="en_US"/>
+        </w:rPr>
+      </w:r>
+      <w:r>
+        <w:rPr>
+          <w:lang w:val="en_US" w:bidi="en_US"/>
+        </w:rPr>
+      </w:r>
+    </w:p>
+    <w:p>
+      <w:pPr/>
+      <w:r>
+        <w:rPr>
+          <w:lang w:val="en_US" w:bidi="en_US"/>
+        </w:rPr>
+      </w:r>
+    </w:p>
+    <w:p>
+      <w:pPr>
+        <w:pStyle w:val="Heading2"/>
+      </w:pPr>
+      <w:r>
+        <w:rPr>
+          <w:lang w:val="en_US" w:bidi="en_US"/>
+        </w:rPr>
+        <w:t>Micah 5:15 (#1)</w:t>
+      </w:r>
+      <w:r>
+        <w:rPr>
+          <w:lang w:val="en_US" w:bidi="en_US"/>
+        </w:rPr>
+      </w:r>
+    </w:p>
+    <w:p>
+      <w:pPr/>
+      <w:r>
+        <w:rPr>
+          <w:lang w:val="en_US" w:bidi="en_US"/>
+        </w:rPr>
+      </w:r>
+      <w:r>
+        <w:rPr>
+          <w:b/>
+          <w:lang w:val="en_US" w:bidi="en_US"/>
+        </w:rPr>
+        <w:t>Whom will Yahweh punish?</w:t>
+      </w:r>
+    </w:p>
+    <w:p>
+      <w:pPr/>
+      <w:r>
+        <w:rPr>
+          <w:lang w:val="en_US" w:bidi="en_US"/>
+        </w:rPr>
+      </w:r>
+      <w:r>
+        <w:rPr>
+          <w:lang w:val="en_US" w:bidi="en_US"/>
+        </w:rPr>
+        <w:t>Yahweh will punish the people of the nations that have not listened and obeyed him.</w:t>
+      </w:r>
+      <w:r>
+        <w:rPr>
+          <w:lang w:val="en_US" w:bidi="en_US"/>
+        </w:rPr>
+      </w:r>
+      <w:r>
+        <w:rPr>
+          <w:lang w:val="en_US" w:bidi="en_US"/>
+        </w:rPr>
+      </w:r>
+    </w:p>
+    <w:p>
+      <w:pPr/>
+      <w:r>
+        <w:rPr>
+          <w:lang w:val="en_US" w:bidi="en_US"/>
+        </w:rPr>
+      </w:r>
+    </w:p>
+    <w:p>
+      <w:pPr>
+        <w:pStyle w:val="Heading2"/>
+      </w:pPr>
+      <w:r>
+        <w:rPr>
+          <w:lang w:val="en_US" w:bidi="en_US"/>
+        </w:rPr>
+        <w:t>Micah 6:1 (#1)</w:t>
+      </w:r>
+      <w:r>
+        <w:rPr>
+          <w:lang w:val="en_US" w:bidi="en_US"/>
+        </w:rPr>
+      </w:r>
+    </w:p>
+    <w:p>
+      <w:pPr/>
+      <w:r>
+        <w:rPr>
+          <w:lang w:val="en_US" w:bidi="en_US"/>
+        </w:rPr>
+      </w:r>
+      <w:r>
+        <w:rPr>
+          <w:b/>
+          <w:lang w:val="en_US" w:bidi="en_US"/>
+        </w:rPr>
+        <w:t>What does Yahweh say to do before the mountains and hills?</w:t>
+      </w:r>
+    </w:p>
+    <w:p>
+      <w:pPr/>
+      <w:r>
+        <w:rPr>
+          <w:lang w:val="en_US" w:bidi="en_US"/>
+        </w:rPr>
+      </w:r>
+      <w:r>
+        <w:rPr>
+          <w:lang w:val="en_US" w:bidi="en_US"/>
+        </w:rPr>
+        <w:t>Yahweh says to stand up and present his case, with the mountains and hills as witnesses.</w:t>
+      </w:r>
+      <w:r>
+        <w:rPr>
+          <w:lang w:val="en_US" w:bidi="en_US"/>
+        </w:rPr>
+      </w:r>
+      <w:r>
+        <w:rPr>
+          <w:lang w:val="en_US" w:bidi="en_US"/>
+        </w:rPr>
+      </w:r>
+    </w:p>
+    <w:p>
+      <w:pPr/>
+      <w:r>
+        <w:rPr>
+          <w:lang w:val="en_US" w:bidi="en_US"/>
+        </w:rPr>
+      </w:r>
+    </w:p>
+    <w:p>
+      <w:pPr>
+        <w:pStyle w:val="Heading2"/>
+      </w:pPr>
+      <w:r>
+        <w:rPr>
+          <w:lang w:val="en_US" w:bidi="en_US"/>
+        </w:rPr>
+        <w:t>Micah 6:2 (#1)</w:t>
+      </w:r>
+      <w:r>
+        <w:rPr>
+          <w:lang w:val="en_US" w:bidi="en_US"/>
+        </w:rPr>
+      </w:r>
+    </w:p>
+    <w:p>
+      <w:pPr/>
+      <w:r>
+        <w:rPr>
+          <w:lang w:val="en_US" w:bidi="en_US"/>
+        </w:rPr>
+      </w:r>
+      <w:r>
+        <w:rPr>
+          <w:b/>
+          <w:lang w:val="en_US" w:bidi="en_US"/>
+        </w:rPr>
         <w:t>What will Yahweh do against Israel?</w:t>
       </w:r>
     </w:p>
@@ -2109,7 +4629,7 @@
         <w:rPr>
           <w:lang w:val="en_US" w:bidi="en_US"/>
         </w:rPr>
-        <w:t>Yahweh will fight in court against Israel.</w:t>
+        <w:t>Yahweh will bring charges against Israel.</w:t>
       </w:r>
       <w:r>
         <w:rPr>
@@ -2138,7 +4658,7 @@
         <w:rPr>
           <w:lang w:val="en_US" w:bidi="en_US"/>
         </w:rPr>
-        <w:t>Micah 6:3</w:t>
+        <w:t>Micah 6:3 (#1)</w:t>
       </w:r>
       <w:r>
         <w:rPr>
@@ -2158,21 +4678,21 @@
           <w:b/>
           <w:lang w:val="en_US" w:bidi="en_US"/>
         </w:rPr>
-        <w:t>What did Yahweh command his people to do against him?</w:t>
-      </w:r>
-    </w:p>
-    <w:p>
-      <w:pPr/>
-      <w:r>
-        <w:rPr>
-          <w:lang w:val="en_US" w:bidi="en_US"/>
-        </w:rPr>
-      </w:r>
-      <w:r>
-        <w:rPr>
-          <w:lang w:val="en_US" w:bidi="en_US"/>
-        </w:rPr>
-        <w:t>He commanded them to testify against him.</w:t>
+        <w:t>What did Yahweh invite his people to do if they have anything against him?</w:t>
+      </w:r>
+    </w:p>
+    <w:p>
+      <w:pPr/>
+      <w:r>
+        <w:rPr>
+          <w:lang w:val="en_US" w:bidi="en_US"/>
+        </w:rPr>
+      </w:r>
+      <w:r>
+        <w:rPr>
+          <w:lang w:val="en_US" w:bidi="en_US"/>
+        </w:rPr>
+        <w:t>He tells them that if they have any cause to complain, they can testify against him.</w:t>
       </w:r>
       <w:r>
         <w:rPr>
@@ -2201,7 +4721,7 @@
         <w:rPr>
           <w:lang w:val="en_US" w:bidi="en_US"/>
         </w:rPr>
-        <w:t>Micah 6:8</w:t>
+        <w:t>Micah 6:4 (#1)</w:t>
       </w:r>
       <w:r>
         <w:rPr>
@@ -2221,6 +4741,258 @@
           <w:b/>
           <w:lang w:val="en_US" w:bidi="en_US"/>
         </w:rPr>
+        <w:t>Who did Yahweh send to lead his people out of Egypt?</w:t>
+      </w:r>
+    </w:p>
+    <w:p>
+      <w:pPr/>
+      <w:r>
+        <w:rPr>
+          <w:lang w:val="en_US" w:bidi="en_US"/>
+        </w:rPr>
+      </w:r>
+      <w:r>
+        <w:rPr>
+          <w:lang w:val="en_US" w:bidi="en_US"/>
+        </w:rPr>
+        <w:t>Yahweh sent Moses, Aaron, and Miriam to lead his people.</w:t>
+      </w:r>
+      <w:r>
+        <w:rPr>
+          <w:lang w:val="en_US" w:bidi="en_US"/>
+        </w:rPr>
+      </w:r>
+      <w:r>
+        <w:rPr>
+          <w:lang w:val="en_US" w:bidi="en_US"/>
+        </w:rPr>
+      </w:r>
+    </w:p>
+    <w:p>
+      <w:pPr/>
+      <w:r>
+        <w:rPr>
+          <w:lang w:val="en_US" w:bidi="en_US"/>
+        </w:rPr>
+      </w:r>
+    </w:p>
+    <w:p>
+      <w:pPr>
+        <w:pStyle w:val="Heading2"/>
+      </w:pPr>
+      <w:r>
+        <w:rPr>
+          <w:lang w:val="en_US" w:bidi="en_US"/>
+        </w:rPr>
+        <w:t>Micah 6:5 (#1)</w:t>
+      </w:r>
+      <w:r>
+        <w:rPr>
+          <w:lang w:val="en_US" w:bidi="en_US"/>
+        </w:rPr>
+      </w:r>
+    </w:p>
+    <w:p>
+      <w:pPr/>
+      <w:r>
+        <w:rPr>
+          <w:lang w:val="en_US" w:bidi="en_US"/>
+        </w:rPr>
+      </w:r>
+      <w:r>
+        <w:rPr>
+          <w:b/>
+          <w:lang w:val="en_US" w:bidi="en_US"/>
+        </w:rPr>
+        <w:t>What does Yahweh want his people to remember?</w:t>
+      </w:r>
+    </w:p>
+    <w:p>
+      <w:pPr/>
+      <w:r>
+        <w:rPr>
+          <w:lang w:val="en_US" w:bidi="en_US"/>
+        </w:rPr>
+      </w:r>
+      <w:r>
+        <w:rPr>
+          <w:lang w:val="en_US" w:bidi="en_US"/>
+        </w:rPr>
+        <w:t>Yahweh wants his people to remember how God miraculously helped them in the past.</w:t>
+      </w:r>
+      <w:r>
+        <w:rPr>
+          <w:lang w:val="en_US" w:bidi="en_US"/>
+        </w:rPr>
+      </w:r>
+      <w:r>
+        <w:rPr>
+          <w:lang w:val="en_US" w:bidi="en_US"/>
+        </w:rPr>
+      </w:r>
+    </w:p>
+    <w:p>
+      <w:pPr/>
+      <w:r>
+        <w:rPr>
+          <w:lang w:val="en_US" w:bidi="en_US"/>
+        </w:rPr>
+      </w:r>
+    </w:p>
+    <w:p>
+      <w:pPr>
+        <w:pStyle w:val="Heading2"/>
+      </w:pPr>
+      <w:r>
+        <w:rPr>
+          <w:lang w:val="en_US" w:bidi="en_US"/>
+        </w:rPr>
+        <w:t>Micah 6:6 (#1)</w:t>
+      </w:r>
+      <w:r>
+        <w:rPr>
+          <w:lang w:val="en_US" w:bidi="en_US"/>
+        </w:rPr>
+      </w:r>
+    </w:p>
+    <w:p>
+      <w:pPr/>
+      <w:r>
+        <w:rPr>
+          <w:lang w:val="en_US" w:bidi="en_US"/>
+        </w:rPr>
+      </w:r>
+      <w:r>
+        <w:rPr>
+          <w:b/>
+          <w:lang w:val="en_US" w:bidi="en_US"/>
+        </w:rPr>
+        <w:t>What does the speaker ask about coming before Yahweh?</w:t>
+      </w:r>
+    </w:p>
+    <w:p>
+      <w:pPr/>
+      <w:r>
+        <w:rPr>
+          <w:lang w:val="en_US" w:bidi="en_US"/>
+        </w:rPr>
+      </w:r>
+      <w:r>
+        <w:rPr>
+          <w:lang w:val="en_US" w:bidi="en_US"/>
+        </w:rPr>
+        <w:t>He asks whether he should come before Yahweh with burnt offerings or sacrifice year-old calves.</w:t>
+      </w:r>
+      <w:r>
+        <w:rPr>
+          <w:lang w:val="en_US" w:bidi="en_US"/>
+        </w:rPr>
+      </w:r>
+      <w:r>
+        <w:rPr>
+          <w:lang w:val="en_US" w:bidi="en_US"/>
+        </w:rPr>
+      </w:r>
+    </w:p>
+    <w:p>
+      <w:pPr/>
+      <w:r>
+        <w:rPr>
+          <w:lang w:val="en_US" w:bidi="en_US"/>
+        </w:rPr>
+      </w:r>
+    </w:p>
+    <w:p>
+      <w:pPr>
+        <w:pStyle w:val="Heading2"/>
+      </w:pPr>
+      <w:r>
+        <w:rPr>
+          <w:lang w:val="en_US" w:bidi="en_US"/>
+        </w:rPr>
+        <w:t>Micah 6:7 (#1)</w:t>
+      </w:r>
+      <w:r>
+        <w:rPr>
+          <w:lang w:val="en_US" w:bidi="en_US"/>
+        </w:rPr>
+      </w:r>
+    </w:p>
+    <w:p>
+      <w:pPr/>
+      <w:r>
+        <w:rPr>
+          <w:lang w:val="en_US" w:bidi="en_US"/>
+        </w:rPr>
+      </w:r>
+      <w:r>
+        <w:rPr>
+          <w:b/>
+          <w:lang w:val="en_US" w:bidi="en_US"/>
+        </w:rPr>
+        <w:t>What does the speaker ask if he should give for his sin?</w:t>
+      </w:r>
+    </w:p>
+    <w:p>
+      <w:pPr/>
+      <w:r>
+        <w:rPr>
+          <w:lang w:val="en_US" w:bidi="en_US"/>
+        </w:rPr>
+      </w:r>
+      <w:r>
+        <w:rPr>
+          <w:lang w:val="en_US" w:bidi="en_US"/>
+        </w:rPr>
+        <w:t>He asks whether he should sacrifice his firstborn child for his sin.</w:t>
+      </w:r>
+      <w:r>
+        <w:rPr>
+          <w:lang w:val="en_US" w:bidi="en_US"/>
+        </w:rPr>
+      </w:r>
+      <w:r>
+        <w:rPr>
+          <w:lang w:val="en_US" w:bidi="en_US"/>
+        </w:rPr>
+      </w:r>
+    </w:p>
+    <w:p>
+      <w:pPr/>
+      <w:r>
+        <w:rPr>
+          <w:lang w:val="en_US" w:bidi="en_US"/>
+        </w:rPr>
+      </w:r>
+    </w:p>
+    <w:p>
+      <w:pPr>
+        <w:pStyle w:val="Heading2"/>
+      </w:pPr>
+      <w:r>
+        <w:rPr>
+          <w:lang w:val="en_US" w:bidi="en_US"/>
+        </w:rPr>
+        <w:t>Micah 6:8 (#1)</w:t>
+      </w:r>
+      <w:r>
+        <w:rPr>
+          <w:lang w:val="en_US" w:bidi="en_US"/>
+        </w:rPr>
+      </w:r>
+    </w:p>
+    <w:p>
+      <w:pPr/>
+      <w:r>
+        <w:rPr>
+          <w:lang w:val="en_US" w:bidi="en_US"/>
+        </w:rPr>
+      </w:r>
+      <w:r>
+        <w:rPr>
+          <w:b/>
+          <w:lang w:val="en_US" w:bidi="en_US"/>
+        </w:rPr>
         <w:t>What did Yahweh require from his people?</w:t>
       </w:r>
     </w:p>
@@ -2235,7 +5007,7 @@
         <w:rPr>
           <w:lang w:val="en_US" w:bidi="en_US"/>
         </w:rPr>
-        <w:t>Yahweh required his people to act justly, love kindness, and walk humbly with their God.</w:t>
+        <w:t>Yahweh required his people to act justly, love being faithful to others, and walk humbly with their God.</w:t>
       </w:r>
       <w:r>
         <w:rPr>
@@ -2264,7 +5036,7 @@
         <w:rPr>
           <w:lang w:val="en_US" w:bidi="en_US"/>
         </w:rPr>
-        <w:t>Micah 6:12</w:t>
+        <w:t>Micah 6:9 (#1)</w:t>
       </w:r>
       <w:r>
         <w:rPr>
@@ -2284,21 +5056,21 @@
           <w:b/>
           <w:lang w:val="en_US" w:bidi="en_US"/>
         </w:rPr>
-        <w:t>Whose tongue is deceitful?</w:t>
-      </w:r>
-    </w:p>
-    <w:p>
-      <w:pPr/>
-      <w:r>
-        <w:rPr>
-          <w:lang w:val="en_US" w:bidi="en_US"/>
-        </w:rPr>
-      </w:r>
-      <w:r>
-        <w:rPr>
-          <w:lang w:val="en_US" w:bidi="en_US"/>
-        </w:rPr>
-        <w:t>The tongue of the inhabitants who have spoken lies is deceitful.</w:t>
+        <w:t>Who is Yahweh calling out his message to?</w:t>
+      </w:r>
+    </w:p>
+    <w:p>
+      <w:pPr/>
+      <w:r>
+        <w:rPr>
+          <w:lang w:val="en_US" w:bidi="en_US"/>
+        </w:rPr>
+      </w:r>
+      <w:r>
+        <w:rPr>
+          <w:lang w:val="en_US" w:bidi="en_US"/>
+        </w:rPr>
+        <w:t>Yahweh is calling out his message to the people of the city of Jerusalem, the whole tribe of Israel, and the leaders he has appointed.</w:t>
       </w:r>
       <w:r>
         <w:rPr>
@@ -2327,7 +5099,7 @@
         <w:rPr>
           <w:lang w:val="en_US" w:bidi="en_US"/>
         </w:rPr>
-        <w:t>Micah 6:13</w:t>
+        <w:t>Micah 6:10 (#1)</w:t>
       </w:r>
       <w:r>
         <w:rPr>
@@ -2347,21 +5119,21 @@
           <w:b/>
           <w:lang w:val="en_US" w:bidi="en_US"/>
         </w:rPr>
-        <w:t>Why did Yahweh make the city a ruin?</w:t>
-      </w:r>
-    </w:p>
-    <w:p>
-      <w:pPr/>
-      <w:r>
-        <w:rPr>
-          <w:lang w:val="en_US" w:bidi="en_US"/>
-        </w:rPr>
-      </w:r>
-      <w:r>
-        <w:rPr>
-          <w:lang w:val="en_US" w:bidi="en_US"/>
-        </w:rPr>
-        <w:t>Yahweh made the city a ruin because of his sins.</w:t>
+        <w:t>What has Yahweh cursed?</w:t>
+      </w:r>
+    </w:p>
+    <w:p>
+      <w:pPr/>
+      <w:r>
+        <w:rPr>
+          <w:lang w:val="en_US" w:bidi="en_US"/>
+        </w:rPr>
+      </w:r>
+      <w:r>
+        <w:rPr>
+          <w:lang w:val="en_US" w:bidi="en_US"/>
+        </w:rPr>
+        <w:t>Yahweh has cursed the dishonest measures that wicked people use to cheat others.</w:t>
       </w:r>
       <w:r>
         <w:rPr>
@@ -2390,7 +5162,7 @@
         <w:rPr>
           <w:lang w:val="en_US" w:bidi="en_US"/>
         </w:rPr>
-        <w:t>Micah 6:16</w:t>
+        <w:t>Micah 6:11 (#1)</w:t>
       </w:r>
       <w:r>
         <w:rPr>
@@ -2410,21 +5182,21 @@
           <w:b/>
           <w:lang w:val="en_US" w:bidi="en_US"/>
         </w:rPr>
-        <w:t>By whose advice did the city walk?</w:t>
-      </w:r>
-    </w:p>
-    <w:p>
-      <w:pPr/>
-      <w:r>
-        <w:rPr>
-          <w:lang w:val="en_US" w:bidi="en_US"/>
-        </w:rPr>
-      </w:r>
-      <w:r>
-        <w:rPr>
-          <w:lang w:val="en_US" w:bidi="en_US"/>
-        </w:rPr>
-        <w:t>The city walked by the advice of Omri and Ahab.</w:t>
+        <w:t>Who is not innocent, according to Yahweh?</w:t>
+      </w:r>
+    </w:p>
+    <w:p>
+      <w:pPr/>
+      <w:r>
+        <w:rPr>
+          <w:lang w:val="en_US" w:bidi="en_US"/>
+        </w:rPr>
+      </w:r>
+      <w:r>
+        <w:rPr>
+          <w:lang w:val="en_US" w:bidi="en_US"/>
+        </w:rPr>
+        <w:t>No one who uses dishonest scales or a bag of deceptive weights is innocent.</w:t>
       </w:r>
       <w:r>
         <w:rPr>
@@ -2453,7 +5225,7 @@
         <w:rPr>
           <w:lang w:val="en_US" w:bidi="en_US"/>
         </w:rPr>
-        <w:t>Micah 7:2</w:t>
+        <w:t>Micah 6:12 (#1)</w:t>
       </w:r>
       <w:r>
         <w:rPr>
@@ -2473,21 +5245,21 @@
           <w:b/>
           <w:lang w:val="en_US" w:bidi="en_US"/>
         </w:rPr>
-        <w:t>Who perished from the earth?</w:t>
-      </w:r>
-    </w:p>
-    <w:p>
-      <w:pPr/>
-      <w:r>
-        <w:rPr>
-          <w:lang w:val="en_US" w:bidi="en_US"/>
-        </w:rPr>
-      </w:r>
-      <w:r>
-        <w:rPr>
-          <w:lang w:val="en_US" w:bidi="en_US"/>
-        </w:rPr>
-        <w:t>The godly man perished from the earth.</w:t>
+        <w:t>Who are those who are speaking lies?</w:t>
+      </w:r>
+    </w:p>
+    <w:p>
+      <w:pPr/>
+      <w:r>
+        <w:rPr>
+          <w:lang w:val="en_US" w:bidi="en_US"/>
+        </w:rPr>
+      </w:r>
+      <w:r>
+        <w:rPr>
+          <w:lang w:val="en_US" w:bidi="en_US"/>
+        </w:rPr>
+        <w:t>The people who live in Jerusalem tell lies.</w:t>
       </w:r>
       <w:r>
         <w:rPr>
@@ -2516,7 +5288,7 @@
         <w:rPr>
           <w:lang w:val="en_US" w:bidi="en_US"/>
         </w:rPr>
-        <w:t>Micah 7:4</w:t>
+        <w:t>Micah 6:13 (#1)</w:t>
       </w:r>
       <w:r>
         <w:rPr>
@@ -2536,21 +5308,21 @@
           <w:b/>
           <w:lang w:val="en_US" w:bidi="en_US"/>
         </w:rPr>
-        <w:t>Who foretold the day of the punishment of the remaining people?</w:t>
-      </w:r>
-    </w:p>
-    <w:p>
-      <w:pPr/>
-      <w:r>
-        <w:rPr>
-          <w:lang w:val="en_US" w:bidi="en_US"/>
-        </w:rPr>
-      </w:r>
-      <w:r>
-        <w:rPr>
-          <w:lang w:val="en_US" w:bidi="en_US"/>
-        </w:rPr>
-        <w:t>The watchmen foretold the day of the punishment of the remaining people.</w:t>
+        <w:t>Why will Yahweh ruin the city?</w:t>
+      </w:r>
+    </w:p>
+    <w:p>
+      <w:pPr/>
+      <w:r>
+        <w:rPr>
+          <w:lang w:val="en_US" w:bidi="en_US"/>
+        </w:rPr>
+      </w:r>
+      <w:r>
+        <w:rPr>
+          <w:lang w:val="en_US" w:bidi="en_US"/>
+        </w:rPr>
+        <w:t>Yahweh will ruin the city because of the sins of the people.</w:t>
       </w:r>
       <w:r>
         <w:rPr>
@@ -2579,7 +5351,7 @@
         <w:rPr>
           <w:lang w:val="en_US" w:bidi="en_US"/>
         </w:rPr>
-        <w:t>Micah 7:6</w:t>
+        <w:t>Micah 6:14 (#1)</w:t>
       </w:r>
       <w:r>
         <w:rPr>
@@ -2599,6 +5371,510 @@
           <w:b/>
           <w:lang w:val="en_US" w:bidi="en_US"/>
         </w:rPr>
+        <w:t>What will happen when the people eat, according to Yahweh?</w:t>
+      </w:r>
+    </w:p>
+    <w:p>
+      <w:pPr/>
+      <w:r>
+        <w:rPr>
+          <w:lang w:val="en_US" w:bidi="en_US"/>
+        </w:rPr>
+      </w:r>
+      <w:r>
+        <w:rPr>
+          <w:lang w:val="en_US" w:bidi="en_US"/>
+        </w:rPr>
+        <w:t>They will eat but not be satisfied, because it will not stay inside them.</w:t>
+      </w:r>
+      <w:r>
+        <w:rPr>
+          <w:lang w:val="en_US" w:bidi="en_US"/>
+        </w:rPr>
+      </w:r>
+      <w:r>
+        <w:rPr>
+          <w:lang w:val="en_US" w:bidi="en_US"/>
+        </w:rPr>
+      </w:r>
+    </w:p>
+    <w:p>
+      <w:pPr/>
+      <w:r>
+        <w:rPr>
+          <w:lang w:val="en_US" w:bidi="en_US"/>
+        </w:rPr>
+      </w:r>
+    </w:p>
+    <w:p>
+      <w:pPr>
+        <w:pStyle w:val="Heading2"/>
+      </w:pPr>
+      <w:r>
+        <w:rPr>
+          <w:lang w:val="en_US" w:bidi="en_US"/>
+        </w:rPr>
+        <w:t>Micah 6:15 (#1)</w:t>
+      </w:r>
+      <w:r>
+        <w:rPr>
+          <w:lang w:val="en_US" w:bidi="en_US"/>
+        </w:rPr>
+      </w:r>
+    </w:p>
+    <w:p>
+      <w:pPr/>
+      <w:r>
+        <w:rPr>
+          <w:lang w:val="en_US" w:bidi="en_US"/>
+        </w:rPr>
+      </w:r>
+      <w:r>
+        <w:rPr>
+          <w:b/>
+          <w:lang w:val="en_US" w:bidi="en_US"/>
+        </w:rPr>
+        <w:t>What will the people plant and press but not enjoy?</w:t>
+      </w:r>
+    </w:p>
+    <w:p>
+      <w:pPr/>
+      <w:r>
+        <w:rPr>
+          <w:lang w:val="en_US" w:bidi="en_US"/>
+        </w:rPr>
+      </w:r>
+      <w:r>
+        <w:rPr>
+          <w:lang w:val="en_US" w:bidi="en_US"/>
+        </w:rPr>
+        <w:t>They will plant crops but not harvest them, press olives but not use the oil, and crush grapes but not drink the wine.</w:t>
+      </w:r>
+      <w:r>
+        <w:rPr>
+          <w:lang w:val="en_US" w:bidi="en_US"/>
+        </w:rPr>
+      </w:r>
+      <w:r>
+        <w:rPr>
+          <w:lang w:val="en_US" w:bidi="en_US"/>
+        </w:rPr>
+      </w:r>
+    </w:p>
+    <w:p>
+      <w:pPr/>
+      <w:r>
+        <w:rPr>
+          <w:lang w:val="en_US" w:bidi="en_US"/>
+        </w:rPr>
+      </w:r>
+    </w:p>
+    <w:p>
+      <w:pPr>
+        <w:pStyle w:val="Heading2"/>
+      </w:pPr>
+      <w:r>
+        <w:rPr>
+          <w:lang w:val="en_US" w:bidi="en_US"/>
+        </w:rPr>
+        <w:t>Micah 6:16 (#1)</w:t>
+      </w:r>
+      <w:r>
+        <w:rPr>
+          <w:lang w:val="en_US" w:bidi="en_US"/>
+        </w:rPr>
+      </w:r>
+    </w:p>
+    <w:p>
+      <w:pPr/>
+      <w:r>
+        <w:rPr>
+          <w:lang w:val="en_US" w:bidi="en_US"/>
+        </w:rPr>
+      </w:r>
+      <w:r>
+        <w:rPr>
+          <w:b/>
+          <w:lang w:val="en_US" w:bidi="en_US"/>
+        </w:rPr>
+        <w:t>Whose laws did the people of city follow?</w:t>
+      </w:r>
+    </w:p>
+    <w:p>
+      <w:pPr/>
+      <w:r>
+        <w:rPr>
+          <w:lang w:val="en_US" w:bidi="en_US"/>
+        </w:rPr>
+      </w:r>
+      <w:r>
+        <w:rPr>
+          <w:lang w:val="en_US" w:bidi="en_US"/>
+        </w:rPr>
+        <w:t>They followed the wicked laws and practices that their previous evil kings, Omri and Ahab, had established.</w:t>
+      </w:r>
+      <w:r>
+        <w:rPr>
+          <w:lang w:val="en_US" w:bidi="en_US"/>
+        </w:rPr>
+      </w:r>
+      <w:r>
+        <w:rPr>
+          <w:lang w:val="en_US" w:bidi="en_US"/>
+        </w:rPr>
+      </w:r>
+    </w:p>
+    <w:p>
+      <w:pPr/>
+      <w:r>
+        <w:rPr>
+          <w:lang w:val="en_US" w:bidi="en_US"/>
+        </w:rPr>
+      </w:r>
+    </w:p>
+    <w:p>
+      <w:pPr>
+        <w:pStyle w:val="Heading2"/>
+      </w:pPr>
+      <w:r>
+        <w:rPr>
+          <w:lang w:val="en_US" w:bidi="en_US"/>
+        </w:rPr>
+        <w:t>Micah 7:1 (#1)</w:t>
+      </w:r>
+      <w:r>
+        <w:rPr>
+          <w:lang w:val="en_US" w:bidi="en_US"/>
+        </w:rPr>
+      </w:r>
+    </w:p>
+    <w:p>
+      <w:pPr/>
+      <w:r>
+        <w:rPr>
+          <w:lang w:val="en_US" w:bidi="en_US"/>
+        </w:rPr>
+      </w:r>
+      <w:r>
+        <w:rPr>
+          <w:b/>
+          <w:lang w:val="en_US" w:bidi="en_US"/>
+        </w:rPr>
+        <w:t>What does Micah say he is like?</w:t>
+      </w:r>
+    </w:p>
+    <w:p>
+      <w:pPr/>
+      <w:r>
+        <w:rPr>
+          <w:lang w:val="en_US" w:bidi="en_US"/>
+        </w:rPr>
+      </w:r>
+      <w:r>
+        <w:rPr>
+          <w:lang w:val="en_US" w:bidi="en_US"/>
+        </w:rPr>
+        <w:t>Micah says he is as frustrated as someone who looks for fruit after the harvest but cannot find any cluster of grapes or an early fig to eat.</w:t>
+      </w:r>
+      <w:r>
+        <w:rPr>
+          <w:lang w:val="en_US" w:bidi="en_US"/>
+        </w:rPr>
+      </w:r>
+      <w:r>
+        <w:rPr>
+          <w:lang w:val="en_US" w:bidi="en_US"/>
+        </w:rPr>
+      </w:r>
+    </w:p>
+    <w:p>
+      <w:pPr/>
+      <w:r>
+        <w:rPr>
+          <w:lang w:val="en_US" w:bidi="en_US"/>
+        </w:rPr>
+      </w:r>
+    </w:p>
+    <w:p>
+      <w:pPr>
+        <w:pStyle w:val="Heading2"/>
+      </w:pPr>
+      <w:r>
+        <w:rPr>
+          <w:lang w:val="en_US" w:bidi="en_US"/>
+        </w:rPr>
+        <w:t>Micah 7:2 (#1)</w:t>
+      </w:r>
+      <w:r>
+        <w:rPr>
+          <w:lang w:val="en_US" w:bidi="en_US"/>
+        </w:rPr>
+      </w:r>
+    </w:p>
+    <w:p>
+      <w:pPr/>
+      <w:r>
+        <w:rPr>
+          <w:lang w:val="en_US" w:bidi="en_US"/>
+        </w:rPr>
+      </w:r>
+      <w:r>
+        <w:rPr>
+          <w:b/>
+          <w:lang w:val="en_US" w:bidi="en_US"/>
+        </w:rPr>
+        <w:t>Who has perished from the land?</w:t>
+      </w:r>
+    </w:p>
+    <w:p>
+      <w:pPr/>
+      <w:r>
+        <w:rPr>
+          <w:lang w:val="en_US" w:bidi="en_US"/>
+        </w:rPr>
+      </w:r>
+      <w:r>
+        <w:rPr>
+          <w:lang w:val="en_US" w:bidi="en_US"/>
+        </w:rPr>
+        <w:t>All the faithful people have disappeared from the land.</w:t>
+      </w:r>
+      <w:r>
+        <w:rPr>
+          <w:lang w:val="en_US" w:bidi="en_US"/>
+        </w:rPr>
+      </w:r>
+      <w:r>
+        <w:rPr>
+          <w:lang w:val="en_US" w:bidi="en_US"/>
+        </w:rPr>
+      </w:r>
+    </w:p>
+    <w:p>
+      <w:pPr/>
+      <w:r>
+        <w:rPr>
+          <w:lang w:val="en_US" w:bidi="en_US"/>
+        </w:rPr>
+      </w:r>
+    </w:p>
+    <w:p>
+      <w:pPr>
+        <w:pStyle w:val="Heading2"/>
+      </w:pPr>
+      <w:r>
+        <w:rPr>
+          <w:lang w:val="en_US" w:bidi="en_US"/>
+        </w:rPr>
+        <w:t>Micah 7:3 (#1)</w:t>
+      </w:r>
+      <w:r>
+        <w:rPr>
+          <w:lang w:val="en_US" w:bidi="en_US"/>
+        </w:rPr>
+      </w:r>
+    </w:p>
+    <w:p>
+      <w:pPr/>
+      <w:r>
+        <w:rPr>
+          <w:lang w:val="en_US" w:bidi="en_US"/>
+        </w:rPr>
+      </w:r>
+      <w:r>
+        <w:rPr>
+          <w:b/>
+          <w:lang w:val="en_US" w:bidi="en_US"/>
+        </w:rPr>
+        <w:t>What do government officials and judges demand?</w:t>
+      </w:r>
+    </w:p>
+    <w:p>
+      <w:pPr/>
+      <w:r>
+        <w:rPr>
+          <w:lang w:val="en_US" w:bidi="en_US"/>
+        </w:rPr>
+      </w:r>
+      <w:r>
+        <w:rPr>
+          <w:lang w:val="en_US" w:bidi="en_US"/>
+        </w:rPr>
+        <w:t>Government officials and judges demand bribes.</w:t>
+      </w:r>
+      <w:r>
+        <w:rPr>
+          <w:lang w:val="en_US" w:bidi="en_US"/>
+        </w:rPr>
+      </w:r>
+      <w:r>
+        <w:rPr>
+          <w:lang w:val="en_US" w:bidi="en_US"/>
+        </w:rPr>
+      </w:r>
+    </w:p>
+    <w:p>
+      <w:pPr/>
+      <w:r>
+        <w:rPr>
+          <w:lang w:val="en_US" w:bidi="en_US"/>
+        </w:rPr>
+      </w:r>
+    </w:p>
+    <w:p>
+      <w:pPr>
+        <w:pStyle w:val="Heading2"/>
+      </w:pPr>
+      <w:r>
+        <w:rPr>
+          <w:lang w:val="en_US" w:bidi="en_US"/>
+        </w:rPr>
+        <w:t>Micah 7:4 (#1)</w:t>
+      </w:r>
+      <w:r>
+        <w:rPr>
+          <w:lang w:val="en_US" w:bidi="en_US"/>
+        </w:rPr>
+      </w:r>
+    </w:p>
+    <w:p>
+      <w:pPr/>
+      <w:r>
+        <w:rPr>
+          <w:lang w:val="en_US" w:bidi="en_US"/>
+        </w:rPr>
+      </w:r>
+      <w:r>
+        <w:rPr>
+          <w:b/>
+          <w:lang w:val="en_US" w:bidi="en_US"/>
+        </w:rPr>
+        <w:t>Who foretold the time when God would punish those who do evil?</w:t>
+      </w:r>
+    </w:p>
+    <w:p>
+      <w:pPr/>
+      <w:r>
+        <w:rPr>
+          <w:lang w:val="en_US" w:bidi="en_US"/>
+        </w:rPr>
+      </w:r>
+      <w:r>
+        <w:rPr>
+          <w:lang w:val="en_US" w:bidi="en_US"/>
+        </w:rPr>
+        <w:t>The prophets foretold the time when God would punish those who do evil.</w:t>
+      </w:r>
+      <w:r>
+        <w:rPr>
+          <w:lang w:val="en_US" w:bidi="en_US"/>
+        </w:rPr>
+      </w:r>
+      <w:r>
+        <w:rPr>
+          <w:lang w:val="en_US" w:bidi="en_US"/>
+        </w:rPr>
+      </w:r>
+    </w:p>
+    <w:p>
+      <w:pPr/>
+      <w:r>
+        <w:rPr>
+          <w:lang w:val="en_US" w:bidi="en_US"/>
+        </w:rPr>
+      </w:r>
+    </w:p>
+    <w:p>
+      <w:pPr>
+        <w:pStyle w:val="Heading2"/>
+      </w:pPr>
+      <w:r>
+        <w:rPr>
+          <w:lang w:val="en_US" w:bidi="en_US"/>
+        </w:rPr>
+        <w:t>Micah 7:5 (#1)</w:t>
+      </w:r>
+      <w:r>
+        <w:rPr>
+          <w:lang w:val="en_US" w:bidi="en_US"/>
+        </w:rPr>
+      </w:r>
+    </w:p>
+    <w:p>
+      <w:pPr/>
+      <w:r>
+        <w:rPr>
+          <w:lang w:val="en_US" w:bidi="en_US"/>
+        </w:rPr>
+      </w:r>
+      <w:r>
+        <w:rPr>
+          <w:b/>
+          <w:lang w:val="en_US" w:bidi="en_US"/>
+        </w:rPr>
+        <w:t>Whom does Micah say not to trust?</w:t>
+      </w:r>
+    </w:p>
+    <w:p>
+      <w:pPr/>
+      <w:r>
+        <w:rPr>
+          <w:lang w:val="en_US" w:bidi="en_US"/>
+        </w:rPr>
+      </w:r>
+      <w:r>
+        <w:rPr>
+          <w:lang w:val="en_US" w:bidi="en_US"/>
+        </w:rPr>
+        <w:t>Micah says not to trust a neighbor or a friend.</w:t>
+      </w:r>
+      <w:r>
+        <w:rPr>
+          <w:lang w:val="en_US" w:bidi="en_US"/>
+        </w:rPr>
+      </w:r>
+      <w:r>
+        <w:rPr>
+          <w:lang w:val="en_US" w:bidi="en_US"/>
+        </w:rPr>
+      </w:r>
+    </w:p>
+    <w:p>
+      <w:pPr/>
+      <w:r>
+        <w:rPr>
+          <w:lang w:val="en_US" w:bidi="en_US"/>
+        </w:rPr>
+      </w:r>
+    </w:p>
+    <w:p>
+      <w:pPr>
+        <w:pStyle w:val="Heading2"/>
+      </w:pPr>
+      <w:r>
+        <w:rPr>
+          <w:lang w:val="en_US" w:bidi="en_US"/>
+        </w:rPr>
+        <w:t>Micah 7:6 (#1)</w:t>
+      </w:r>
+      <w:r>
+        <w:rPr>
+          <w:lang w:val="en_US" w:bidi="en_US"/>
+        </w:rPr>
+      </w:r>
+    </w:p>
+    <w:p>
+      <w:pPr/>
+      <w:r>
+        <w:rPr>
+          <w:lang w:val="en_US" w:bidi="en_US"/>
+        </w:rPr>
+      </w:r>
+      <w:r>
+        <w:rPr>
+          <w:b/>
+          <w:lang w:val="en_US" w:bidi="en_US"/>
+        </w:rPr>
         <w:t>Who are a man’s enemies?</w:t>
       </w:r>
     </w:p>
@@ -2613,7 +5889,7 @@
         <w:rPr>
           <w:lang w:val="en_US" w:bidi="en_US"/>
         </w:rPr>
-        <w:t>A man’s enemies are the people of his own house.</w:t>
+        <w:t>A man’s enemies are the people of his own household.</w:t>
       </w:r>
       <w:r>
         <w:rPr>
@@ -2642,7 +5918,7 @@
         <w:rPr>
           <w:lang w:val="en_US" w:bidi="en_US"/>
         </w:rPr>
-        <w:t>Micah 7:8</w:t>
+        <w:t>Micah 7:7 (#1)</w:t>
       </w:r>
       <w:r>
         <w:rPr>
@@ -2662,21 +5938,21 @@
           <w:b/>
           <w:lang w:val="en_US" w:bidi="en_US"/>
         </w:rPr>
-        <w:t>What would happen after Micah falls?</w:t>
-      </w:r>
-    </w:p>
-    <w:p>
-      <w:pPr/>
-      <w:r>
-        <w:rPr>
-          <w:lang w:val="en_US" w:bidi="en_US"/>
-        </w:rPr>
-      </w:r>
-      <w:r>
-        <w:rPr>
-          <w:lang w:val="en_US" w:bidi="en_US"/>
-        </w:rPr>
-        <w:t>After Micah falls, he will rise.</w:t>
+        <w:t>Who does Micah say will hear him?</w:t>
+      </w:r>
+    </w:p>
+    <w:p>
+      <w:pPr/>
+      <w:r>
+        <w:rPr>
+          <w:lang w:val="en_US" w:bidi="en_US"/>
+        </w:rPr>
+      </w:r>
+      <w:r>
+        <w:rPr>
+          <w:lang w:val="en_US" w:bidi="en_US"/>
+        </w:rPr>
+        <w:t>Micah says Yahweh, the God of his salvation, will hear him.</w:t>
       </w:r>
       <w:r>
         <w:rPr>
@@ -2705,7 +5981,7 @@
         <w:rPr>
           <w:lang w:val="en_US" w:bidi="en_US"/>
         </w:rPr>
-        <w:t>Micah 7:9</w:t>
+        <w:t>Micah 7:8 (#1)</w:t>
       </w:r>
       <w:r>
         <w:rPr>
@@ -2725,21 +6001,21 @@
           <w:b/>
           <w:lang w:val="en_US" w:bidi="en_US"/>
         </w:rPr>
-        <w:t>For how long will Micah bear Yahweh’s rage?</w:t>
-      </w:r>
-    </w:p>
-    <w:p>
-      <w:pPr/>
-      <w:r>
-        <w:rPr>
-          <w:lang w:val="en_US" w:bidi="en_US"/>
-        </w:rPr>
-      </w:r>
-      <w:r>
-        <w:rPr>
-          <w:lang w:val="en_US" w:bidi="en_US"/>
-        </w:rPr>
-        <w:t>Micah will bear Yahweh’s rage until Yahweh pleaded his cause, and executed judgment for Micah.</w:t>
+        <w:t>What would happen after the nation is defeated?</w:t>
+      </w:r>
+    </w:p>
+    <w:p>
+      <w:pPr/>
+      <w:r>
+        <w:rPr>
+          <w:lang w:val="en_US" w:bidi="en_US"/>
+        </w:rPr>
+      </w:r>
+      <w:r>
+        <w:rPr>
+          <w:lang w:val="en_US" w:bidi="en_US"/>
+        </w:rPr>
+        <w:t>Even though their enemies will defeat them, they will recover.</w:t>
       </w:r>
       <w:r>
         <w:rPr>
@@ -2768,7 +6044,7 @@
         <w:rPr>
           <w:lang w:val="en_US" w:bidi="en_US"/>
         </w:rPr>
-        <w:t>Micah 7:10</w:t>
+        <w:t>Micah 7:9 (#1)</w:t>
       </w:r>
       <w:r>
         <w:rPr>
@@ -2788,21 +6064,21 @@
           <w:b/>
           <w:lang w:val="en_US" w:bidi="en_US"/>
         </w:rPr>
-        <w:t>At whom will Micah’s eyes look?</w:t>
-      </w:r>
-    </w:p>
-    <w:p>
-      <w:pPr/>
-      <w:r>
-        <w:rPr>
-          <w:lang w:val="en_US" w:bidi="en_US"/>
-        </w:rPr>
-      </w:r>
-      <w:r>
-        <w:rPr>
-          <w:lang w:val="en_US" w:bidi="en_US"/>
-        </w:rPr>
-        <w:t>Micah’s eyes will look at his enemy.</w:t>
+        <w:t>For how long will the people bear Yahweh’s rage?</w:t>
+      </w:r>
+    </w:p>
+    <w:p>
+      <w:pPr/>
+      <w:r>
+        <w:rPr>
+          <w:lang w:val="en_US" w:bidi="en_US"/>
+        </w:rPr>
+      </w:r>
+      <w:r>
+        <w:rPr>
+          <w:lang w:val="en_US" w:bidi="en_US"/>
+        </w:rPr>
+        <w:t>They will bear Yahweh’s rage until Yahweh defends them and makes things right.</w:t>
       </w:r>
       <w:r>
         <w:rPr>
@@ -2831,7 +6107,7 @@
         <w:rPr>
           <w:lang w:val="en_US" w:bidi="en_US"/>
         </w:rPr>
-        <w:t>Micah 7:11–12</w:t>
+        <w:t>Micah 7:10 (#1)</w:t>
       </w:r>
       <w:r>
         <w:rPr>
@@ -2851,21 +6127,21 @@
           <w:b/>
           <w:lang w:val="en_US" w:bidi="en_US"/>
         </w:rPr>
-        <w:t>What will happen when a day comes to build the walls?</w:t>
-      </w:r>
-    </w:p>
-    <w:p>
-      <w:pPr/>
-      <w:r>
-        <w:rPr>
-          <w:lang w:val="en_US" w:bidi="en_US"/>
-        </w:rPr>
-      </w:r>
-      <w:r>
-        <w:rPr>
-          <w:lang w:val="en_US" w:bidi="en_US"/>
-        </w:rPr>
-        <w:t>When a day comes to build the walls, the boundaries will be extended very far.</w:t>
+        <w:t>What will Micah watch?</w:t>
+      </w:r>
+    </w:p>
+    <w:p>
+      <w:pPr/>
+      <w:r>
+        <w:rPr>
+          <w:lang w:val="en_US" w:bidi="en_US"/>
+        </w:rPr>
+      </w:r>
+      <w:r>
+        <w:rPr>
+          <w:lang w:val="en_US" w:bidi="en_US"/>
+        </w:rPr>
+        <w:t>Micah will watch as his enemy’s homes are destroyed.</w:t>
       </w:r>
       <w:r>
         <w:rPr>
@@ -2894,7 +6170,7 @@
         <w:rPr>
           <w:lang w:val="en_US" w:bidi="en_US"/>
         </w:rPr>
-        <w:t>Micah 7:14</w:t>
+        <w:t>Micah 7:11–12 (#1)</w:t>
       </w:r>
       <w:r>
         <w:rPr>
@@ -2914,21 +6190,21 @@
           <w:b/>
           <w:lang w:val="en_US" w:bidi="en_US"/>
         </w:rPr>
-        <w:t>How did Micah ask Yahweh to shepherd his people?</w:t>
-      </w:r>
-    </w:p>
-    <w:p>
-      <w:pPr/>
-      <w:r>
-        <w:rPr>
-          <w:lang w:val="en_US" w:bidi="en_US"/>
-        </w:rPr>
-      </w:r>
-      <w:r>
-        <w:rPr>
-          <w:lang w:val="en_US" w:bidi="en_US"/>
-        </w:rPr>
-        <w:t>Micah asked Yahweh to shepherd his people with his rod.</w:t>
+        <w:t>What will happen when the time comes to build the walls?</w:t>
+      </w:r>
+    </w:p>
+    <w:p>
+      <w:pPr/>
+      <w:r>
+        <w:rPr>
+          <w:lang w:val="en_US" w:bidi="en_US"/>
+        </w:rPr>
+      </w:r>
+      <w:r>
+        <w:rPr>
+          <w:lang w:val="en_US" w:bidi="en_US"/>
+        </w:rPr>
+        <w:t>When the time comes to build the walls, the boundaries will be extended very far.</w:t>
       </w:r>
       <w:r>
         <w:rPr>
@@ -2957,7 +6233,7 @@
         <w:rPr>
           <w:lang w:val="en_US" w:bidi="en_US"/>
         </w:rPr>
-        <w:t>Micah 7:15</w:t>
+        <w:t>Micah 7:13 (#1)</w:t>
       </w:r>
       <w:r>
         <w:rPr>
@@ -2977,21 +6253,21 @@
           <w:b/>
           <w:lang w:val="en_US" w:bidi="en_US"/>
         </w:rPr>
-        <w:t>What will Yahweh show his people?</w:t>
-      </w:r>
-    </w:p>
-    <w:p>
-      <w:pPr/>
-      <w:r>
-        <w:rPr>
-          <w:lang w:val="en_US" w:bidi="en_US"/>
-        </w:rPr>
-      </w:r>
-      <w:r>
-        <w:rPr>
-          <w:lang w:val="en_US" w:bidi="en_US"/>
-        </w:rPr>
-        <w:t>Yahweh will show them wonders.</w:t>
+        <w:t>What will happen to the land because of the deeds of its people?</w:t>
+      </w:r>
+    </w:p>
+    <w:p>
+      <w:pPr/>
+      <w:r>
+        <w:rPr>
+          <w:lang w:val="en_US" w:bidi="en_US"/>
+        </w:rPr>
+      </w:r>
+      <w:r>
+        <w:rPr>
+          <w:lang w:val="en_US" w:bidi="en_US"/>
+        </w:rPr>
+        <w:t>The land will become an empty wasteland because of the evil deeds of its people.</w:t>
       </w:r>
       <w:r>
         <w:rPr>
@@ -3020,7 +6296,7 @@
         <w:rPr>
           <w:lang w:val="en_US" w:bidi="en_US"/>
         </w:rPr>
-        <w:t>Micah 7:16</w:t>
+        <w:t>Micah 7:14 (#1)</w:t>
       </w:r>
       <w:r>
         <w:rPr>
@@ -3040,6 +6316,132 @@
           <w:b/>
           <w:lang w:val="en_US" w:bidi="en_US"/>
         </w:rPr>
+        <w:t>How does Micah ask Yahweh to shepherd his people?</w:t>
+      </w:r>
+    </w:p>
+    <w:p>
+      <w:pPr/>
+      <w:r>
+        <w:rPr>
+          <w:lang w:val="en_US" w:bidi="en_US"/>
+        </w:rPr>
+      </w:r>
+      <w:r>
+        <w:rPr>
+          <w:lang w:val="en_US" w:bidi="en_US"/>
+        </w:rPr>
+        <w:t>Micah asks Yahweh to shepherd his people with his rod.</w:t>
+      </w:r>
+      <w:r>
+        <w:rPr>
+          <w:lang w:val="en_US" w:bidi="en_US"/>
+        </w:rPr>
+      </w:r>
+      <w:r>
+        <w:rPr>
+          <w:lang w:val="en_US" w:bidi="en_US"/>
+        </w:rPr>
+      </w:r>
+    </w:p>
+    <w:p>
+      <w:pPr/>
+      <w:r>
+        <w:rPr>
+          <w:lang w:val="en_US" w:bidi="en_US"/>
+        </w:rPr>
+      </w:r>
+    </w:p>
+    <w:p>
+      <w:pPr>
+        <w:pStyle w:val="Heading2"/>
+      </w:pPr>
+      <w:r>
+        <w:rPr>
+          <w:lang w:val="en_US" w:bidi="en_US"/>
+        </w:rPr>
+        <w:t>Micah 7:15 (#1)</w:t>
+      </w:r>
+      <w:r>
+        <w:rPr>
+          <w:lang w:val="en_US" w:bidi="en_US"/>
+        </w:rPr>
+      </w:r>
+    </w:p>
+    <w:p>
+      <w:pPr/>
+      <w:r>
+        <w:rPr>
+          <w:lang w:val="en_US" w:bidi="en_US"/>
+        </w:rPr>
+      </w:r>
+      <w:r>
+        <w:rPr>
+          <w:b/>
+          <w:lang w:val="en_US" w:bidi="en_US"/>
+        </w:rPr>
+        <w:t>What will Yahweh do for his people?</w:t>
+      </w:r>
+    </w:p>
+    <w:p>
+      <w:pPr/>
+      <w:r>
+        <w:rPr>
+          <w:lang w:val="en_US" w:bidi="en_US"/>
+        </w:rPr>
+      </w:r>
+      <w:r>
+        <w:rPr>
+          <w:lang w:val="en_US" w:bidi="en_US"/>
+        </w:rPr>
+        <w:t>Yahweh will do amazing things for them.</w:t>
+      </w:r>
+      <w:r>
+        <w:rPr>
+          <w:lang w:val="en_US" w:bidi="en_US"/>
+        </w:rPr>
+      </w:r>
+      <w:r>
+        <w:rPr>
+          <w:lang w:val="en_US" w:bidi="en_US"/>
+        </w:rPr>
+      </w:r>
+    </w:p>
+    <w:p>
+      <w:pPr/>
+      <w:r>
+        <w:rPr>
+          <w:lang w:val="en_US" w:bidi="en_US"/>
+        </w:rPr>
+      </w:r>
+    </w:p>
+    <w:p>
+      <w:pPr>
+        <w:pStyle w:val="Heading2"/>
+      </w:pPr>
+      <w:r>
+        <w:rPr>
+          <w:lang w:val="en_US" w:bidi="en_US"/>
+        </w:rPr>
+        <w:t>Micah 7:16 (#1)</w:t>
+      </w:r>
+      <w:r>
+        <w:rPr>
+          <w:lang w:val="en_US" w:bidi="en_US"/>
+        </w:rPr>
+      </w:r>
+    </w:p>
+    <w:p>
+      <w:pPr/>
+      <w:r>
+        <w:rPr>
+          <w:lang w:val="en_US" w:bidi="en_US"/>
+        </w:rPr>
+      </w:r>
+      <w:r>
+        <w:rPr>
+          <w:b/>
+          <w:lang w:val="en_US" w:bidi="en_US"/>
+        </w:rPr>
         <w:t>What will the nations see and be ashamed of?</w:t>
       </w:r>
     </w:p>
@@ -3054,7 +6456,7 @@
         <w:rPr>
           <w:lang w:val="en_US" w:bidi="en_US"/>
         </w:rPr>
-        <w:t>They will see and be ashamed of all their power.</w:t>
+        <w:t>They will see what Yahweh has done and be ashamed of how powerful they thought they were.</w:t>
       </w:r>
       <w:r>
         <w:rPr>
@@ -3083,7 +6485,7 @@
         <w:rPr>
           <w:lang w:val="en_US" w:bidi="en_US"/>
         </w:rPr>
-        <w:t>Micah 7:17</w:t>
+        <w:t>Micah 7:17 (#1)</w:t>
       </w:r>
       <w:r>
         <w:rPr>
@@ -3103,21 +6505,21 @@
           <w:b/>
           <w:lang w:val="en_US" w:bidi="en_US"/>
         </w:rPr>
-        <w:t>Who will the nations come to and be afraid of?</w:t>
-      </w:r>
-    </w:p>
-    <w:p>
-      <w:pPr/>
-      <w:r>
-        <w:rPr>
-          <w:lang w:val="en_US" w:bidi="en_US"/>
-        </w:rPr>
-      </w:r>
-      <w:r>
-        <w:rPr>
-          <w:lang w:val="en_US" w:bidi="en_US"/>
-        </w:rPr>
-        <w:t>The nations will come to Yahweh and they will be afraid because of him.</w:t>
+        <w:t>Who will the nations approach and be afraid of?</w:t>
+      </w:r>
+    </w:p>
+    <w:p>
+      <w:pPr/>
+      <w:r>
+        <w:rPr>
+          <w:lang w:val="en_US" w:bidi="en_US"/>
+        </w:rPr>
+      </w:r>
+      <w:r>
+        <w:rPr>
+          <w:lang w:val="en_US" w:bidi="en_US"/>
+        </w:rPr>
+        <w:t>The nations will approach Yahweh and they will be afraid because of him.</w:t>
       </w:r>
       <w:r>
         <w:rPr>
@@ -3146,7 +6548,7 @@
         <w:rPr>
           <w:lang w:val="en_US" w:bidi="en_US"/>
         </w:rPr>
-        <w:t>Micah 7:18</w:t>
+        <w:t>Micah 7:18 (#1)</w:t>
       </w:r>
       <w:r>
         <w:rPr>
@@ -3166,21 +6568,21 @@
           <w:b/>
           <w:lang w:val="en_US" w:bidi="en_US"/>
         </w:rPr>
-        <w:t>Why will Yahweh not keep his anger anger forever?</w:t>
-      </w:r>
-    </w:p>
-    <w:p>
-      <w:pPr/>
-      <w:r>
-        <w:rPr>
-          <w:lang w:val="en_US" w:bidi="en_US"/>
-        </w:rPr>
-      </w:r>
-      <w:r>
-        <w:rPr>
-          <w:lang w:val="en_US" w:bidi="en_US"/>
-        </w:rPr>
-        <w:t>Yahweh will not keep his anger forever, because he loves to show his covenant faithfulness.</w:t>
+        <w:t>Why will Yahweh not keep his anger forever?</w:t>
+      </w:r>
+    </w:p>
+    <w:p>
+      <w:pPr/>
+      <w:r>
+        <w:rPr>
+          <w:lang w:val="en_US" w:bidi="en_US"/>
+        </w:rPr>
+      </w:r>
+      <w:r>
+        <w:rPr>
+          <w:lang w:val="en_US" w:bidi="en_US"/>
+        </w:rPr>
+        <w:t>Yahweh will not keep his anger forever, because he loves to faithfully love us.</w:t>
       </w:r>
       <w:r>
         <w:rPr>
@@ -3209,7 +6611,7 @@
         <w:rPr>
           <w:lang w:val="en_US" w:bidi="en_US"/>
         </w:rPr>
-        <w:t>Micah 7:19</w:t>
+        <w:t>Micah 7:19 (#1)</w:t>
       </w:r>
       <w:r>
         <w:rPr>
@@ -3229,21 +6631,84 @@
           <w:b/>
           <w:lang w:val="en_US" w:bidi="en_US"/>
         </w:rPr>
-        <w:t>Into what will Yahweh throw all the sins of the people of Israel?</w:t>
-      </w:r>
-    </w:p>
-    <w:p>
-      <w:pPr/>
-      <w:r>
-        <w:rPr>
-          <w:lang w:val="en_US" w:bidi="en_US"/>
-        </w:rPr>
-      </w:r>
-      <w:r>
-        <w:rPr>
-          <w:lang w:val="en_US" w:bidi="en_US"/>
-        </w:rPr>
-        <w:t>Yahweh will throw all their sins into the depths of the sea.</w:t>
+        <w:t>What will Yahweh do with all the sins of the people of Israel?</w:t>
+      </w:r>
+    </w:p>
+    <w:p>
+      <w:pPr/>
+      <w:r>
+        <w:rPr>
+          <w:lang w:val="en_US" w:bidi="en_US"/>
+        </w:rPr>
+      </w:r>
+      <w:r>
+        <w:rPr>
+          <w:lang w:val="en_US" w:bidi="en_US"/>
+        </w:rPr>
+        <w:t>Yahweh will forgive all their sins as if he is throwing all their sins into the depths of the sea.</w:t>
+      </w:r>
+      <w:r>
+        <w:rPr>
+          <w:lang w:val="en_US" w:bidi="en_US"/>
+        </w:rPr>
+      </w:r>
+      <w:r>
+        <w:rPr>
+          <w:lang w:val="en_US" w:bidi="en_US"/>
+        </w:rPr>
+      </w:r>
+    </w:p>
+    <w:p>
+      <w:pPr/>
+      <w:r>
+        <w:rPr>
+          <w:lang w:val="en_US" w:bidi="en_US"/>
+        </w:rPr>
+      </w:r>
+    </w:p>
+    <w:p>
+      <w:pPr>
+        <w:pStyle w:val="Heading2"/>
+      </w:pPr>
+      <w:r>
+        <w:rPr>
+          <w:lang w:val="en_US" w:bidi="en_US"/>
+        </w:rPr>
+        <w:t>Micah 7:20 (#1)</w:t>
+      </w:r>
+      <w:r>
+        <w:rPr>
+          <w:lang w:val="en_US" w:bidi="en_US"/>
+        </w:rPr>
+      </w:r>
+    </w:p>
+    <w:p>
+      <w:pPr/>
+      <w:r>
+        <w:rPr>
+          <w:lang w:val="en_US" w:bidi="en_US"/>
+        </w:rPr>
+      </w:r>
+      <w:r>
+        <w:rPr>
+          <w:b/>
+          <w:lang w:val="en_US" w:bidi="en_US"/>
+        </w:rPr>
+        <w:t>What will Yahweh show to Jacob and Abraham?</w:t>
+      </w:r>
+    </w:p>
+    <w:p>
+      <w:pPr/>
+      <w:r>
+        <w:rPr>
+          <w:lang w:val="en_US" w:bidi="en_US"/>
+        </w:rPr>
+      </w:r>
+      <w:r>
+        <w:rPr>
+          <w:lang w:val="en_US" w:bidi="en_US"/>
+        </w:rPr>
+        <w:t>Yahweh will show trustworthiness to Jacob and covenant faithfulness to Abraham, as he promised their ancestors long ago.</w:t>
       </w:r>
       <w:r>
         <w:rPr>
